--- a/lessons/5-2/downloads/reveal/teacher/5.2-homework-packet.docx
+++ b/lessons/5-2/downloads/reveal/teacher/5.2-homework-packet.docx
@@ -15,10 +15,28 @@
         <w:rPr>
           <w:rFonts w:ascii="Avenir Next" w:hAnsi="Avenir Next" w:cs="Avenir Next" w:eastAsia="Avenir Next"/>
           <w:color w:val="1A1A1A"/>
+          <w:sz w:val="22"/>
+          <w:szCs w:val="20"/>
+        </w:rPr>
+        <w:t xml:space="preserve">Name</w:t>
+      </w:r>
+      <w:r>
+        <w:rPr>
+          <w:rFonts w:ascii="Avenir Next" w:hAnsi="Avenir Next" w:cs="Avenir Next" w:eastAsia="Avenir Next"/>
+          <w:color w:val="1A1A1A"/>
           <w:sz w:val="20"/>
           <w:szCs w:val="20"/>
         </w:rPr>
-        <w:t xml:space="preserve">Name</w:t>
+        <w:tab/>
+      </w:r>
+      <w:r>
+        <w:rPr>
+          <w:rFonts w:ascii="Avenir Next" w:hAnsi="Avenir Next" w:cs="Avenir Next" w:eastAsia="Avenir Next"/>
+          <w:color w:val="1A1A1A"/>
+          <w:sz w:val="22"/>
+          <w:szCs w:val="20"/>
+        </w:rPr>
+        <w:t xml:space="preserve">   Date</w:t>
       </w:r>
       <w:r>
         <w:rPr>
@@ -33,25 +51,7 @@
         <w:rPr>
           <w:rFonts w:ascii="Avenir Next" w:hAnsi="Avenir Next" w:cs="Avenir Next" w:eastAsia="Avenir Next"/>
           <w:color w:val="1A1A1A"/>
-          <w:sz w:val="20"/>
-          <w:szCs w:val="20"/>
-        </w:rPr>
-        <w:t xml:space="preserve">   Date</w:t>
-      </w:r>
-      <w:r>
-        <w:rPr>
-          <w:rFonts w:ascii="Avenir Next" w:hAnsi="Avenir Next" w:cs="Avenir Next" w:eastAsia="Avenir Next"/>
-          <w:color w:val="1A1A1A"/>
-          <w:sz w:val="20"/>
-          <w:szCs w:val="20"/>
-        </w:rPr>
-        <w:tab/>
-      </w:r>
-      <w:r>
-        <w:rPr>
-          <w:rFonts w:ascii="Avenir Next" w:hAnsi="Avenir Next" w:cs="Avenir Next" w:eastAsia="Avenir Next"/>
-          <w:color w:val="1A1A1A"/>
-          <w:sz w:val="20"/>
+          <w:sz w:val="22"/>
           <w:szCs w:val="20"/>
         </w:rPr>
         <w:t xml:space="preserve">   Period</w:t>
@@ -78,7 +78,7 @@
           <w:caps/>
           <w:color w:val="003A70"/>
           <w:spacing w:val="12"/>
-          <w:sz w:val="19"/>
+          <w:sz w:val="22"/>
           <w:szCs w:val="19"/>
         </w:rPr>
         <w:t xml:space="preserve">Lesson 5-2  ·  Homework Packet  ·  Sheet 1 of 2</w:t>
@@ -86,6 +86,7 @@
     </w:p>
     <w:p>
       <w:pPr>
+        <w:pStyle w:val="Heading1"/>
         <w:keepNext/>
         <w:spacing w:before="0" w:after="0" w:line="240" w:lineRule="auto"/>
       </w:pPr>
@@ -111,7 +112,7 @@
         <w:rPr>
           <w:rFonts w:ascii="Avenir Next" w:hAnsi="Avenir Next" w:cs="Avenir Next" w:eastAsia="Avenir Next"/>
           <w:color w:val="5A5F66"/>
-          <w:sz w:val="17"/>
+          <w:sz w:val="22"/>
           <w:szCs w:val="17"/>
         </w:rPr>
         <w:t xml:space="preserve">Maryland Standard 6.G.A.1   ·   Learning target — I can find the area of a triangle using one half the base times the height.</w:t>
@@ -158,6 +159,7 @@
           </w:tcPr>
           <w:p>
             <w:pPr>
+              <w:pStyle w:val="Heading2"/>
               <w:spacing w:before="0" w:after="0" w:line="240" w:lineRule="auto"/>
             </w:pPr>
             <w:r>
@@ -185,44 +187,44 @@
                 <w:rFonts w:ascii="Avenir Next" w:hAnsi="Avenir Next" w:cs="Avenir Next" w:eastAsia="Avenir Next"/>
                 <w:b/>
                 <w:color w:val="003A70"/>
+                <w:sz w:val="22"/>
+                <w:szCs w:val="18"/>
+              </w:rPr>
+              <w:t xml:space="preserve">•</w:t>
+            </w:r>
+            <w:r>
+              <w:rPr>
+                <w:rFonts w:ascii="Avenir Next" w:hAnsi="Avenir Next" w:cs="Avenir Next" w:eastAsia="Avenir Next"/>
+                <w:color w:val="1A1A1A"/>
                 <w:sz w:val="18"/>
                 <w:szCs w:val="18"/>
               </w:rPr>
-              <w:t xml:space="preserve">•</w:t>
-            </w:r>
-            <w:r>
-              <w:rPr>
-                <w:rFonts w:ascii="Avenir Next" w:hAnsi="Avenir Next" w:cs="Avenir Next" w:eastAsia="Avenir Next"/>
-                <w:color w:val="1A1A1A"/>
-                <w:sz w:val="18"/>
+              <w:tab/>
+            </w:r>
+            <w:r>
+              <w:rPr>
+                <w:rFonts w:ascii="Avenir Next" w:hAnsi="Avenir Next" w:cs="Avenir Next" w:eastAsia="Avenir Next"/>
+                <w:color w:val="1A1A1A"/>
+                <w:sz w:val="22"/>
                 <w:szCs w:val="18"/>
               </w:rPr>
-              <w:tab/>
-            </w:r>
-            <w:r>
-              <w:rPr>
-                <w:rFonts w:ascii="Avenir Next" w:hAnsi="Avenir Next" w:cs="Avenir Next" w:eastAsia="Avenir Next"/>
-                <w:color w:val="1A1A1A"/>
-                <w:sz w:val="18"/>
+              <w:t xml:space="preserve">A triangle is half of a parallelogram with the same base and height: </w:t>
+            </w:r>
+            <w:r>
+              <w:rPr>
+                <w:rFonts w:ascii="Avenir Next" w:hAnsi="Avenir Next" w:cs="Avenir Next" w:eastAsia="Avenir Next"/>
+                <w:b/>
+                <w:color w:val="1A1A1A"/>
+                <w:sz w:val="22"/>
                 <w:szCs w:val="18"/>
               </w:rPr>
-              <w:t xml:space="preserve">A triangle is half of a parallelogram with the same base and height: </w:t>
-            </w:r>
-            <w:r>
-              <w:rPr>
-                <w:rFonts w:ascii="Avenir Next" w:hAnsi="Avenir Next" w:cs="Avenir Next" w:eastAsia="Avenir Next"/>
-                <w:b/>
-                <w:color w:val="1A1A1A"/>
-                <w:sz w:val="18"/>
-                <w:szCs w:val="18"/>
-              </w:rPr>
               <w:t xml:space="preserve">A = ½ × b × h</w:t>
             </w:r>
             <w:r>
               <w:rPr>
                 <w:rFonts w:ascii="Avenir Next" w:hAnsi="Avenir Next" w:cs="Avenir Next" w:eastAsia="Avenir Next"/>
                 <w:color w:val="1A1A1A"/>
-                <w:sz w:val="18"/>
+                <w:sz w:val="22"/>
                 <w:szCs w:val="18"/>
               </w:rPr>
               <w:t xml:space="preserve">.</w:t>
@@ -241,44 +243,44 @@
                 <w:rFonts w:ascii="Avenir Next" w:hAnsi="Avenir Next" w:cs="Avenir Next" w:eastAsia="Avenir Next"/>
                 <w:b/>
                 <w:color w:val="003A70"/>
+                <w:sz w:val="22"/>
+                <w:szCs w:val="18"/>
+              </w:rPr>
+              <w:t xml:space="preserve">•</w:t>
+            </w:r>
+            <w:r>
+              <w:rPr>
+                <w:rFonts w:ascii="Avenir Next" w:hAnsi="Avenir Next" w:cs="Avenir Next" w:eastAsia="Avenir Next"/>
+                <w:color w:val="1A1A1A"/>
                 <w:sz w:val="18"/>
                 <w:szCs w:val="18"/>
               </w:rPr>
-              <w:t xml:space="preserve">•</w:t>
-            </w:r>
-            <w:r>
-              <w:rPr>
-                <w:rFonts w:ascii="Avenir Next" w:hAnsi="Avenir Next" w:cs="Avenir Next" w:eastAsia="Avenir Next"/>
-                <w:color w:val="1A1A1A"/>
-                <w:sz w:val="18"/>
+              <w:tab/>
+            </w:r>
+            <w:r>
+              <w:rPr>
+                <w:rFonts w:ascii="Avenir Next" w:hAnsi="Avenir Next" w:cs="Avenir Next" w:eastAsia="Avenir Next"/>
+                <w:color w:val="1A1A1A"/>
+                <w:sz w:val="22"/>
                 <w:szCs w:val="18"/>
               </w:rPr>
-              <w:tab/>
-            </w:r>
-            <w:r>
-              <w:rPr>
-                <w:rFonts w:ascii="Avenir Next" w:hAnsi="Avenir Next" w:cs="Avenir Next" w:eastAsia="Avenir Next"/>
-                <w:color w:val="1A1A1A"/>
-                <w:sz w:val="18"/>
+              <w:t xml:space="preserve">The height meets the base at a right angle. It can fall </w:t>
+            </w:r>
+            <w:r>
+              <w:rPr>
+                <w:rFonts w:ascii="Avenir Next" w:hAnsi="Avenir Next" w:cs="Avenir Next" w:eastAsia="Avenir Next"/>
+                <w:b/>
+                <w:color w:val="1A1A1A"/>
+                <w:sz w:val="22"/>
                 <w:szCs w:val="18"/>
               </w:rPr>
-              <w:t xml:space="preserve">The height meets the base at a right angle. It can fall </w:t>
-            </w:r>
-            <w:r>
-              <w:rPr>
-                <w:rFonts w:ascii="Avenir Next" w:hAnsi="Avenir Next" w:cs="Avenir Next" w:eastAsia="Avenir Next"/>
-                <w:b/>
-                <w:color w:val="1A1A1A"/>
-                <w:sz w:val="18"/>
-                <w:szCs w:val="18"/>
-              </w:rPr>
               <w:t xml:space="preserve">outside</w:t>
             </w:r>
             <w:r>
               <w:rPr>
                 <w:rFonts w:ascii="Avenir Next" w:hAnsi="Avenir Next" w:cs="Avenir Next" w:eastAsia="Avenir Next"/>
                 <w:color w:val="1A1A1A"/>
-                <w:sz w:val="18"/>
+                <w:sz w:val="22"/>
                 <w:szCs w:val="18"/>
               </w:rPr>
               <w:t xml:space="preserve"> the triangle.</w:t>
@@ -297,44 +299,44 @@
                 <w:rFonts w:ascii="Avenir Next" w:hAnsi="Avenir Next" w:cs="Avenir Next" w:eastAsia="Avenir Next"/>
                 <w:b/>
                 <w:color w:val="003A70"/>
+                <w:sz w:val="22"/>
+                <w:szCs w:val="18"/>
+              </w:rPr>
+              <w:t xml:space="preserve">•</w:t>
+            </w:r>
+            <w:r>
+              <w:rPr>
+                <w:rFonts w:ascii="Avenir Next" w:hAnsi="Avenir Next" w:cs="Avenir Next" w:eastAsia="Avenir Next"/>
+                <w:color w:val="1A1A1A"/>
                 <w:sz w:val="18"/>
                 <w:szCs w:val="18"/>
               </w:rPr>
-              <w:t xml:space="preserve">•</w:t>
-            </w:r>
-            <w:r>
-              <w:rPr>
-                <w:rFonts w:ascii="Avenir Next" w:hAnsi="Avenir Next" w:cs="Avenir Next" w:eastAsia="Avenir Next"/>
-                <w:color w:val="1A1A1A"/>
-                <w:sz w:val="18"/>
+              <w:tab/>
+            </w:r>
+            <w:r>
+              <w:rPr>
+                <w:rFonts w:ascii="Avenir Next" w:hAnsi="Avenir Next" w:cs="Avenir Next" w:eastAsia="Avenir Next"/>
+                <w:color w:val="1A1A1A"/>
+                <w:sz w:val="22"/>
                 <w:szCs w:val="18"/>
               </w:rPr>
-              <w:tab/>
-            </w:r>
-            <w:r>
-              <w:rPr>
-                <w:rFonts w:ascii="Avenir Next" w:hAnsi="Avenir Next" w:cs="Avenir Next" w:eastAsia="Avenir Next"/>
-                <w:color w:val="1A1A1A"/>
-                <w:sz w:val="18"/>
+              <w:t xml:space="preserve">Area is in </w:t>
+            </w:r>
+            <w:r>
+              <w:rPr>
+                <w:rFonts w:ascii="Avenir Next" w:hAnsi="Avenir Next" w:cs="Avenir Next" w:eastAsia="Avenir Next"/>
+                <w:b/>
+                <w:color w:val="1A1A1A"/>
+                <w:sz w:val="22"/>
                 <w:szCs w:val="18"/>
               </w:rPr>
-              <w:t xml:space="preserve">Area is in </w:t>
-            </w:r>
-            <w:r>
-              <w:rPr>
-                <w:rFonts w:ascii="Avenir Next" w:hAnsi="Avenir Next" w:cs="Avenir Next" w:eastAsia="Avenir Next"/>
-                <w:b/>
-                <w:color w:val="1A1A1A"/>
-                <w:sz w:val="18"/>
-                <w:szCs w:val="18"/>
-              </w:rPr>
               <w:t xml:space="preserve">square units</w:t>
             </w:r>
             <w:r>
               <w:rPr>
                 <w:rFonts w:ascii="Avenir Next" w:hAnsi="Avenir Next" w:cs="Avenir Next" w:eastAsia="Avenir Next"/>
                 <w:color w:val="1A1A1A"/>
-                <w:sz w:val="18"/>
+                <w:sz w:val="22"/>
                 <w:szCs w:val="18"/>
               </w:rPr>
               <w:t xml:space="preserve"> (cm², in², ft²).</w:t>
@@ -349,6 +351,7 @@
           </w:tcPr>
           <w:p>
             <w:pPr>
+              <w:pStyle w:val="Heading2"/>
               <w:spacing w:before="0" w:after="0" w:line="240" w:lineRule="auto"/>
             </w:pPr>
             <w:r>
@@ -371,7 +374,7 @@
               <w:rPr>
                 <w:rFonts w:ascii="Avenir Next" w:hAnsi="Avenir Next" w:cs="Avenir Next" w:eastAsia="Avenir Next"/>
                 <w:color w:val="1A1A1A"/>
-                <w:sz w:val="17"/>
+                <w:sz w:val="22"/>
                 <w:szCs w:val="17"/>
               </w:rPr>
               <w:t xml:space="preserve">Find the area of a triangle with base 14 cm and height 9 cm.</w:t>
@@ -390,25 +393,25 @@
                 <w:rFonts w:ascii="Avenir Next" w:hAnsi="Avenir Next" w:cs="Avenir Next" w:eastAsia="Avenir Next"/>
                 <w:b/>
                 <w:color w:val="003A70"/>
+                <w:sz w:val="22"/>
+                <w:szCs w:val="17"/>
+              </w:rPr>
+              <w:t xml:space="preserve">Step 1</w:t>
+            </w:r>
+            <w:r>
+              <w:rPr>
+                <w:rFonts w:ascii="Avenir Next" w:hAnsi="Avenir Next" w:cs="Avenir Next" w:eastAsia="Avenir Next"/>
+                <w:color w:val="1A1A1A"/>
                 <w:sz w:val="17"/>
                 <w:szCs w:val="17"/>
               </w:rPr>
-              <w:t xml:space="preserve">Step 1</w:t>
-            </w:r>
-            <w:r>
-              <w:rPr>
-                <w:rFonts w:ascii="Avenir Next" w:hAnsi="Avenir Next" w:cs="Avenir Next" w:eastAsia="Avenir Next"/>
-                <w:color w:val="1A1A1A"/>
-                <w:sz w:val="17"/>
-                <w:szCs w:val="17"/>
-              </w:rPr>
               <w:tab/>
             </w:r>
             <w:r>
               <w:rPr>
                 <w:rFonts w:ascii="Avenir Next" w:hAnsi="Avenir Next" w:cs="Avenir Next" w:eastAsia="Avenir Next"/>
                 <w:color w:val="1A1A1A"/>
-                <w:sz w:val="17"/>
+                <w:sz w:val="22"/>
                 <w:szCs w:val="17"/>
               </w:rPr>
               <w:t xml:space="preserve">Write the formula: A = ½ × b × h</w:t>
@@ -427,25 +430,25 @@
                 <w:rFonts w:ascii="Avenir Next" w:hAnsi="Avenir Next" w:cs="Avenir Next" w:eastAsia="Avenir Next"/>
                 <w:b/>
                 <w:color w:val="003A70"/>
+                <w:sz w:val="22"/>
+                <w:szCs w:val="17"/>
+              </w:rPr>
+              <w:t xml:space="preserve">Step 2</w:t>
+            </w:r>
+            <w:r>
+              <w:rPr>
+                <w:rFonts w:ascii="Avenir Next" w:hAnsi="Avenir Next" w:cs="Avenir Next" w:eastAsia="Avenir Next"/>
+                <w:color w:val="1A1A1A"/>
                 <w:sz w:val="17"/>
                 <w:szCs w:val="17"/>
               </w:rPr>
-              <w:t xml:space="preserve">Step 2</w:t>
-            </w:r>
-            <w:r>
-              <w:rPr>
-                <w:rFonts w:ascii="Avenir Next" w:hAnsi="Avenir Next" w:cs="Avenir Next" w:eastAsia="Avenir Next"/>
-                <w:color w:val="1A1A1A"/>
-                <w:sz w:val="17"/>
-                <w:szCs w:val="17"/>
-              </w:rPr>
               <w:tab/>
             </w:r>
             <w:r>
               <w:rPr>
                 <w:rFonts w:ascii="Avenir Next" w:hAnsi="Avenir Next" w:cs="Avenir Next" w:eastAsia="Avenir Next"/>
                 <w:color w:val="1A1A1A"/>
-                <w:sz w:val="17"/>
+                <w:sz w:val="22"/>
                 <w:szCs w:val="17"/>
               </w:rPr>
               <w:t xml:space="preserve">Substitute: A = ½ × 14 × 9</w:t>
@@ -464,25 +467,25 @@
                 <w:rFonts w:ascii="Avenir Next" w:hAnsi="Avenir Next" w:cs="Avenir Next" w:eastAsia="Avenir Next"/>
                 <w:b/>
                 <w:color w:val="003A70"/>
+                <w:sz w:val="22"/>
+                <w:szCs w:val="17"/>
+              </w:rPr>
+              <w:t xml:space="preserve">Step 3</w:t>
+            </w:r>
+            <w:r>
+              <w:rPr>
+                <w:rFonts w:ascii="Avenir Next" w:hAnsi="Avenir Next" w:cs="Avenir Next" w:eastAsia="Avenir Next"/>
+                <w:color w:val="1A1A1A"/>
                 <w:sz w:val="17"/>
                 <w:szCs w:val="17"/>
               </w:rPr>
-              <w:t xml:space="preserve">Step 3</w:t>
-            </w:r>
-            <w:r>
-              <w:rPr>
-                <w:rFonts w:ascii="Avenir Next" w:hAnsi="Avenir Next" w:cs="Avenir Next" w:eastAsia="Avenir Next"/>
-                <w:color w:val="1A1A1A"/>
-                <w:sz w:val="17"/>
-                <w:szCs w:val="17"/>
-              </w:rPr>
               <w:tab/>
             </w:r>
             <w:r>
               <w:rPr>
                 <w:rFonts w:ascii="Avenir Next" w:hAnsi="Avenir Next" w:cs="Avenir Next" w:eastAsia="Avenir Next"/>
                 <w:color w:val="1A1A1A"/>
-                <w:sz w:val="17"/>
+                <w:sz w:val="22"/>
                 <w:szCs w:val="17"/>
               </w:rPr>
               <w:t xml:space="preserve">Multiply: ½ × 14 = 7, and 7 × 9 = 63</w:t>
@@ -501,18 +504,18 @@
                 <w:rFonts w:ascii="Avenir Next" w:hAnsi="Avenir Next" w:cs="Avenir Next" w:eastAsia="Avenir Next"/>
                 <w:b/>
                 <w:color w:val="1A1A1A"/>
+                <w:sz w:val="22"/>
+                <w:szCs w:val="17"/>
+              </w:rPr>
+              <w:t xml:space="preserve">Answer</w:t>
+            </w:r>
+            <w:r>
+              <w:rPr>
+                <w:rFonts w:ascii="Avenir Next" w:hAnsi="Avenir Next" w:cs="Avenir Next" w:eastAsia="Avenir Next"/>
+                <w:color w:val="1A1A1A"/>
                 <w:sz w:val="17"/>
                 <w:szCs w:val="17"/>
               </w:rPr>
-              <w:t xml:space="preserve">Answer</w:t>
-            </w:r>
-            <w:r>
-              <w:rPr>
-                <w:rFonts w:ascii="Avenir Next" w:hAnsi="Avenir Next" w:cs="Avenir Next" w:eastAsia="Avenir Next"/>
-                <w:color w:val="1A1A1A"/>
-                <w:sz w:val="17"/>
-                <w:szCs w:val="17"/>
-              </w:rPr>
               <w:tab/>
             </w:r>
             <w:r>
@@ -520,7 +523,7 @@
                 <w:rFonts w:ascii="Avenir Next" w:hAnsi="Avenir Next" w:cs="Avenir Next" w:eastAsia="Avenir Next"/>
                 <w:b/>
                 <w:color w:val="1A1A1A"/>
-                <w:sz w:val="17"/>
+                <w:sz w:val="22"/>
                 <w:szCs w:val="17"/>
               </w:rPr>
               <w:t xml:space="preserve">63 cm²</w:t>
@@ -531,6 +534,7 @@
     </w:tbl>
     <w:p>
       <w:pPr>
+        <w:pStyle w:val="Heading2"/>
         <w:keepNext/>
         <w:pBdr>
           <w:bottom w:val="single" w:sz="8" w:space="3" w:color="003A70"/>
@@ -546,7 +550,7 @@
           <w:b/>
           <w:color w:val="003A70"/>
           <w:spacing w:val="14"/>
-          <w:sz w:val="19"/>
+          <w:sz w:val="22"/>
           <w:szCs w:val="19"/>
         </w:rPr>
         <w:t xml:space="preserve">PRACTICE</w:t>
@@ -565,7 +569,7 @@
           <w:rFonts w:ascii="Avenir Next" w:hAnsi="Avenir Next" w:cs="Avenir Next" w:eastAsia="Avenir Next"/>
           <w:i/>
           <w:color w:val="5A5F66"/>
-          <w:sz w:val="17"/>
+          <w:sz w:val="22"/>
           <w:szCs w:val="17"/>
         </w:rPr>
         <w:t xml:space="preserve">show your work · label units</w:t>
@@ -624,25 +628,25 @@
                 <w:rFonts w:ascii="Avenir Next" w:hAnsi="Avenir Next" w:cs="Avenir Next" w:eastAsia="Avenir Next"/>
                 <w:b/>
                 <w:color w:val="1A1A1A"/>
+                <w:sz w:val="22"/>
+                <w:szCs w:val="20"/>
+              </w:rPr>
+              <w:t xml:space="preserve">1.</w:t>
+            </w:r>
+            <w:r>
+              <w:rPr>
+                <w:rFonts w:ascii="Avenir Next" w:hAnsi="Avenir Next" w:cs="Avenir Next" w:eastAsia="Avenir Next"/>
+                <w:color w:val="1A1A1A"/>
                 <w:sz w:val="20"/>
                 <w:szCs w:val="20"/>
               </w:rPr>
-              <w:t xml:space="preserve">1.</w:t>
-            </w:r>
-            <w:r>
-              <w:rPr>
-                <w:rFonts w:ascii="Avenir Next" w:hAnsi="Avenir Next" w:cs="Avenir Next" w:eastAsia="Avenir Next"/>
-                <w:color w:val="1A1A1A"/>
-                <w:sz w:val="20"/>
-                <w:szCs w:val="20"/>
-              </w:rPr>
               <w:tab/>
             </w:r>
             <w:r>
               <w:rPr>
                 <w:rFonts w:ascii="Avenir Next" w:hAnsi="Avenir Next" w:cs="Avenir Next" w:eastAsia="Avenir Next"/>
                 <w:color w:val="1A1A1A"/>
-                <w:sz w:val="20"/>
+                <w:sz w:val="22"/>
                 <w:szCs w:val="20"/>
               </w:rPr>
               <w:t xml:space="preserve">Find the area of the triangle.</w:t>
@@ -719,25 +723,25 @@
                 <w:rFonts w:ascii="Avenir Next" w:hAnsi="Avenir Next" w:cs="Avenir Next" w:eastAsia="Avenir Next"/>
                 <w:b/>
                 <w:color w:val="1A1A1A"/>
+                <w:sz w:val="22"/>
+                <w:szCs w:val="18"/>
+              </w:rPr>
+              <w:t xml:space="preserve">Answer</w:t>
+            </w:r>
+            <w:r>
+              <w:rPr>
+                <w:rFonts w:ascii="Avenir Next" w:hAnsi="Avenir Next" w:cs="Avenir Next" w:eastAsia="Avenir Next"/>
+                <w:color w:val="1A1A1A"/>
                 <w:sz w:val="18"/>
                 <w:szCs w:val="18"/>
               </w:rPr>
-              <w:t xml:space="preserve">Answer</w:t>
-            </w:r>
-            <w:r>
-              <w:rPr>
-                <w:rFonts w:ascii="Avenir Next" w:hAnsi="Avenir Next" w:cs="Avenir Next" w:eastAsia="Avenir Next"/>
-                <w:color w:val="1A1A1A"/>
-                <w:sz w:val="18"/>
-                <w:szCs w:val="18"/>
-              </w:rPr>
               <w:tab/>
             </w:r>
             <w:r>
               <w:rPr>
                 <w:rFonts w:ascii="Avenir Next" w:hAnsi="Avenir Next" w:cs="Avenir Next" w:eastAsia="Avenir Next"/>
                 <w:color w:val="1A1A1A"/>
-                <w:sz w:val="18"/>
+                <w:sz w:val="22"/>
                 <w:szCs w:val="18"/>
               </w:rPr>
               <w:t xml:space="preserve">  cm²</w:t>
@@ -761,7 +765,7 @@
               <w:drawing>
                 <wp:inline distT="0" distB="0" distL="0" distR="0">
                   <wp:extent cx="1920240" cy="1165860"/>
-                  <wp:docPr id="1" name="Figure 1"/>
+                  <wp:docPr id="1" name="Figure 1" descr="Triangle. Dims: base: 12 cm; height: 7 cm."/>
                   <a:graphic xmlns:a="http://schemas.openxmlformats.org/drawingml/2006/main">
                     <a:graphicData uri="http://schemas.openxmlformats.org/drawingml/2006/picture">
                       <pic:pic xmlns:pic="http://schemas.openxmlformats.org/drawingml/2006/picture">
@@ -852,25 +856,25 @@
                 <w:rFonts w:ascii="Avenir Next" w:hAnsi="Avenir Next" w:cs="Avenir Next" w:eastAsia="Avenir Next"/>
                 <w:b/>
                 <w:color w:val="1A1A1A"/>
+                <w:sz w:val="22"/>
+                <w:szCs w:val="20"/>
+              </w:rPr>
+              <w:t xml:space="preserve">2.</w:t>
+            </w:r>
+            <w:r>
+              <w:rPr>
+                <w:rFonts w:ascii="Avenir Next" w:hAnsi="Avenir Next" w:cs="Avenir Next" w:eastAsia="Avenir Next"/>
+                <w:color w:val="1A1A1A"/>
                 <w:sz w:val="20"/>
                 <w:szCs w:val="20"/>
               </w:rPr>
-              <w:t xml:space="preserve">2.</w:t>
-            </w:r>
-            <w:r>
-              <w:rPr>
-                <w:rFonts w:ascii="Avenir Next" w:hAnsi="Avenir Next" w:cs="Avenir Next" w:eastAsia="Avenir Next"/>
-                <w:color w:val="1A1A1A"/>
-                <w:sz w:val="20"/>
-                <w:szCs w:val="20"/>
-              </w:rPr>
               <w:tab/>
             </w:r>
             <w:r>
               <w:rPr>
                 <w:rFonts w:ascii="Avenir Next" w:hAnsi="Avenir Next" w:cs="Avenir Next" w:eastAsia="Avenir Next"/>
                 <w:color w:val="1A1A1A"/>
-                <w:sz w:val="20"/>
+                <w:sz w:val="22"/>
                 <w:szCs w:val="20"/>
               </w:rPr>
               <w:t xml:space="preserve">Find the area of the triangle. The height falls outside the triangle.</w:t>
@@ -947,25 +951,25 @@
                 <w:rFonts w:ascii="Avenir Next" w:hAnsi="Avenir Next" w:cs="Avenir Next" w:eastAsia="Avenir Next"/>
                 <w:b/>
                 <w:color w:val="1A1A1A"/>
+                <w:sz w:val="22"/>
+                <w:szCs w:val="18"/>
+              </w:rPr>
+              <w:t xml:space="preserve">Answer</w:t>
+            </w:r>
+            <w:r>
+              <w:rPr>
+                <w:rFonts w:ascii="Avenir Next" w:hAnsi="Avenir Next" w:cs="Avenir Next" w:eastAsia="Avenir Next"/>
+                <w:color w:val="1A1A1A"/>
                 <w:sz w:val="18"/>
                 <w:szCs w:val="18"/>
               </w:rPr>
-              <w:t xml:space="preserve">Answer</w:t>
-            </w:r>
-            <w:r>
-              <w:rPr>
-                <w:rFonts w:ascii="Avenir Next" w:hAnsi="Avenir Next" w:cs="Avenir Next" w:eastAsia="Avenir Next"/>
-                <w:color w:val="1A1A1A"/>
-                <w:sz w:val="18"/>
-                <w:szCs w:val="18"/>
-              </w:rPr>
               <w:tab/>
             </w:r>
             <w:r>
               <w:rPr>
                 <w:rFonts w:ascii="Avenir Next" w:hAnsi="Avenir Next" w:cs="Avenir Next" w:eastAsia="Avenir Next"/>
                 <w:color w:val="1A1A1A"/>
-                <w:sz w:val="18"/>
+                <w:sz w:val="22"/>
                 <w:szCs w:val="18"/>
               </w:rPr>
               <w:t xml:space="preserve">  in²</w:t>
@@ -989,7 +993,7 @@
               <w:drawing>
                 <wp:inline distT="0" distB="0" distL="0" distR="0">
                   <wp:extent cx="1920240" cy="1097280"/>
-                  <wp:docPr id="2" name="Figure 2"/>
+                  <wp:docPr id="2" name="Figure 2" descr="Obtuse triangle. Dims: base: 9 in; height: 8 in."/>
                   <a:graphic xmlns:a="http://schemas.openxmlformats.org/drawingml/2006/main">
                     <a:graphicData uri="http://schemas.openxmlformats.org/drawingml/2006/picture">
                       <pic:pic xmlns:pic="http://schemas.openxmlformats.org/drawingml/2006/picture">
@@ -1041,25 +1045,25 @@
           <w:rFonts w:ascii="Avenir Next" w:hAnsi="Avenir Next" w:cs="Avenir Next" w:eastAsia="Avenir Next"/>
           <w:b/>
           <w:color w:val="1A1A1A"/>
+          <w:sz w:val="22"/>
+          <w:szCs w:val="20"/>
+        </w:rPr>
+        <w:t xml:space="preserve">3.</w:t>
+      </w:r>
+      <w:r>
+        <w:rPr>
+          <w:rFonts w:ascii="Avenir Next" w:hAnsi="Avenir Next" w:cs="Avenir Next" w:eastAsia="Avenir Next"/>
+          <w:color w:val="1A1A1A"/>
           <w:sz w:val="20"/>
           <w:szCs w:val="20"/>
         </w:rPr>
-        <w:t xml:space="preserve">3.</w:t>
-      </w:r>
-      <w:r>
-        <w:rPr>
-          <w:rFonts w:ascii="Avenir Next" w:hAnsi="Avenir Next" w:cs="Avenir Next" w:eastAsia="Avenir Next"/>
-          <w:color w:val="1A1A1A"/>
-          <w:sz w:val="20"/>
-          <w:szCs w:val="20"/>
-        </w:rPr>
         <w:tab/>
       </w:r>
       <w:r>
         <w:rPr>
           <w:rFonts w:ascii="Avenir Next" w:hAnsi="Avenir Next" w:cs="Avenir Next" w:eastAsia="Avenir Next"/>
           <w:color w:val="1A1A1A"/>
-          <w:sz w:val="20"/>
+          <w:sz w:val="22"/>
           <w:szCs w:val="20"/>
         </w:rPr>
         <w:t xml:space="preserve">Find the area of each triangle with base </w:t>
@@ -1069,7 +1073,7 @@
           <w:rFonts w:ascii="Avenir Next" w:hAnsi="Avenir Next" w:cs="Avenir Next" w:eastAsia="Avenir Next"/>
           <w:i/>
           <w:color w:val="1A1A1A"/>
-          <w:sz w:val="20"/>
+          <w:sz w:val="22"/>
           <w:szCs w:val="20"/>
         </w:rPr>
         <w:t xml:space="preserve">b</w:t>
@@ -1078,7 +1082,7 @@
         <w:rPr>
           <w:rFonts w:ascii="Avenir Next" w:hAnsi="Avenir Next" w:cs="Avenir Next" w:eastAsia="Avenir Next"/>
           <w:color w:val="1A1A1A"/>
-          <w:sz w:val="20"/>
+          <w:sz w:val="22"/>
           <w:szCs w:val="20"/>
         </w:rPr>
         <w:t xml:space="preserve"> and height </w:t>
@@ -1088,7 +1092,7 @@
           <w:rFonts w:ascii="Avenir Next" w:hAnsi="Avenir Next" w:cs="Avenir Next" w:eastAsia="Avenir Next"/>
           <w:i/>
           <w:color w:val="1A1A1A"/>
-          <w:sz w:val="20"/>
+          <w:sz w:val="22"/>
           <w:szCs w:val="20"/>
         </w:rPr>
         <w:t xml:space="preserve">h</w:t>
@@ -1097,7 +1101,7 @@
         <w:rPr>
           <w:rFonts w:ascii="Avenir Next" w:hAnsi="Avenir Next" w:cs="Avenir Next" w:eastAsia="Avenir Next"/>
           <w:color w:val="1A1A1A"/>
-          <w:sz w:val="20"/>
+          <w:sz w:val="22"/>
           <w:szCs w:val="20"/>
         </w:rPr>
         <w:t xml:space="preserve">.</w:t>
@@ -1152,25 +1156,25 @@
                 <w:rFonts w:ascii="Avenir Next" w:hAnsi="Avenir Next" w:cs="Avenir Next" w:eastAsia="Avenir Next"/>
                 <w:b/>
                 <w:color w:val="003A70"/>
+                <w:sz w:val="22"/>
+                <w:szCs w:val="20"/>
+              </w:rPr>
+              <w:t xml:space="preserve">a.</w:t>
+            </w:r>
+            <w:r>
+              <w:rPr>
+                <w:rFonts w:ascii="Avenir Next" w:hAnsi="Avenir Next" w:cs="Avenir Next" w:eastAsia="Avenir Next"/>
+                <w:color w:val="1A1A1A"/>
                 <w:sz w:val="20"/>
                 <w:szCs w:val="20"/>
               </w:rPr>
-              <w:t xml:space="preserve">a.</w:t>
-            </w:r>
-            <w:r>
-              <w:rPr>
-                <w:rFonts w:ascii="Avenir Next" w:hAnsi="Avenir Next" w:cs="Avenir Next" w:eastAsia="Avenir Next"/>
-                <w:color w:val="1A1A1A"/>
-                <w:sz w:val="20"/>
-                <w:szCs w:val="20"/>
-              </w:rPr>
               <w:tab/>
             </w:r>
             <w:r>
               <w:rPr>
                 <w:rFonts w:ascii="Avenir Next" w:hAnsi="Avenir Next" w:cs="Avenir Next" w:eastAsia="Avenir Next"/>
                 <w:color w:val="1A1A1A"/>
-                <w:sz w:val="20"/>
+                <w:sz w:val="22"/>
                 <w:szCs w:val="20"/>
               </w:rPr>
               <w:t xml:space="preserve">b = 10 cm, h = 9 cm</w:t>
@@ -1198,7 +1202,7 @@
               <w:rPr>
                 <w:rFonts w:ascii="Avenir Next" w:hAnsi="Avenir Next" w:cs="Avenir Next" w:eastAsia="Avenir Next"/>
                 <w:color w:val="1A1A1A"/>
-                <w:sz w:val="20"/>
+                <w:sz w:val="22"/>
                 <w:szCs w:val="20"/>
               </w:rPr>
               <w:t xml:space="preserve"> cm²</w:t>
@@ -1223,25 +1227,25 @@
                 <w:rFonts w:ascii="Avenir Next" w:hAnsi="Avenir Next" w:cs="Avenir Next" w:eastAsia="Avenir Next"/>
                 <w:b/>
                 <w:color w:val="003A70"/>
+                <w:sz w:val="22"/>
+                <w:szCs w:val="20"/>
+              </w:rPr>
+              <w:t xml:space="preserve">b.</w:t>
+            </w:r>
+            <w:r>
+              <w:rPr>
+                <w:rFonts w:ascii="Avenir Next" w:hAnsi="Avenir Next" w:cs="Avenir Next" w:eastAsia="Avenir Next"/>
+                <w:color w:val="1A1A1A"/>
                 <w:sz w:val="20"/>
                 <w:szCs w:val="20"/>
               </w:rPr>
-              <w:t xml:space="preserve">b.</w:t>
-            </w:r>
-            <w:r>
-              <w:rPr>
-                <w:rFonts w:ascii="Avenir Next" w:hAnsi="Avenir Next" w:cs="Avenir Next" w:eastAsia="Avenir Next"/>
-                <w:color w:val="1A1A1A"/>
-                <w:sz w:val="20"/>
-                <w:szCs w:val="20"/>
-              </w:rPr>
               <w:tab/>
             </w:r>
             <w:r>
               <w:rPr>
                 <w:rFonts w:ascii="Avenir Next" w:hAnsi="Avenir Next" w:cs="Avenir Next" w:eastAsia="Avenir Next"/>
                 <w:color w:val="1A1A1A"/>
-                <w:sz w:val="20"/>
+                <w:sz w:val="22"/>
                 <w:szCs w:val="20"/>
               </w:rPr>
               <w:t xml:space="preserve">b = 5 ft, h = 11 ft</w:t>
@@ -1269,7 +1273,7 @@
               <w:rPr>
                 <w:rFonts w:ascii="Avenir Next" w:hAnsi="Avenir Next" w:cs="Avenir Next" w:eastAsia="Avenir Next"/>
                 <w:color w:val="1A1A1A"/>
-                <w:sz w:val="20"/>
+                <w:sz w:val="22"/>
                 <w:szCs w:val="20"/>
               </w:rPr>
               <w:t xml:space="preserve"> ft²</w:t>
@@ -1297,18 +1301,18 @@
           <w:rFonts w:ascii="Avenir Next" w:hAnsi="Avenir Next" w:cs="Avenir Next" w:eastAsia="Avenir Next"/>
           <w:b/>
           <w:color w:val="1A1A1A"/>
+          <w:sz w:val="22"/>
+          <w:szCs w:val="20"/>
+        </w:rPr>
+        <w:t xml:space="preserve">4.</w:t>
+      </w:r>
+      <w:r>
+        <w:rPr>
+          <w:rFonts w:ascii="Avenir Next" w:hAnsi="Avenir Next" w:cs="Avenir Next" w:eastAsia="Avenir Next"/>
+          <w:color w:val="1A1A1A"/>
           <w:sz w:val="20"/>
           <w:szCs w:val="20"/>
         </w:rPr>
-        <w:t xml:space="preserve">4.</w:t>
-      </w:r>
-      <w:r>
-        <w:rPr>
-          <w:rFonts w:ascii="Avenir Next" w:hAnsi="Avenir Next" w:cs="Avenir Next" w:eastAsia="Avenir Next"/>
-          <w:color w:val="1A1A1A"/>
-          <w:sz w:val="20"/>
-          <w:szCs w:val="20"/>
-        </w:rPr>
         <w:tab/>
       </w:r>
       <w:r>
@@ -1316,7 +1320,7 @@
           <w:rFonts w:ascii="Avenir Next" w:hAnsi="Avenir Next" w:cs="Avenir Next" w:eastAsia="Avenir Next"/>
           <w:b/>
           <w:color w:val="1A1A1A"/>
-          <w:sz w:val="20"/>
+          <w:sz w:val="22"/>
           <w:szCs w:val="20"/>
         </w:rPr>
         <w:t xml:space="preserve">Garden Bed.  </w:t>
@@ -1325,7 +1329,7 @@
         <w:rPr>
           <w:rFonts w:ascii="Avenir Next" w:hAnsi="Avenir Next" w:cs="Avenir Next" w:eastAsia="Avenir Next"/>
           <w:color w:val="1A1A1A"/>
-          <w:sz w:val="20"/>
+          <w:sz w:val="22"/>
           <w:szCs w:val="20"/>
         </w:rPr>
         <w:t xml:space="preserve">Maya builds a triangular garden bed with a base of 15 feet and a height of 6 feet. One bag of soil covers 9 square feet. How many bags does she need?</w:t>
@@ -1402,25 +1406,25 @@
           <w:rFonts w:ascii="Avenir Next" w:hAnsi="Avenir Next" w:cs="Avenir Next" w:eastAsia="Avenir Next"/>
           <w:b/>
           <w:color w:val="1A1A1A"/>
+          <w:sz w:val="22"/>
+          <w:szCs w:val="18"/>
+        </w:rPr>
+        <w:t xml:space="preserve">Answer</w:t>
+      </w:r>
+      <w:r>
+        <w:rPr>
+          <w:rFonts w:ascii="Avenir Next" w:hAnsi="Avenir Next" w:cs="Avenir Next" w:eastAsia="Avenir Next"/>
+          <w:color w:val="1A1A1A"/>
           <w:sz w:val="18"/>
           <w:szCs w:val="18"/>
         </w:rPr>
-        <w:t xml:space="preserve">Answer</w:t>
-      </w:r>
-      <w:r>
-        <w:rPr>
-          <w:rFonts w:ascii="Avenir Next" w:hAnsi="Avenir Next" w:cs="Avenir Next" w:eastAsia="Avenir Next"/>
-          <w:color w:val="1A1A1A"/>
-          <w:sz w:val="18"/>
-          <w:szCs w:val="18"/>
-        </w:rPr>
         <w:tab/>
       </w:r>
       <w:r>
         <w:rPr>
           <w:rFonts w:ascii="Avenir Next" w:hAnsi="Avenir Next" w:cs="Avenir Next" w:eastAsia="Avenir Next"/>
           <w:color w:val="1A1A1A"/>
-          <w:sz w:val="18"/>
+          <w:sz w:val="22"/>
           <w:szCs w:val="18"/>
         </w:rPr>
         <w:t xml:space="preserve">  bags</w:t>
@@ -1445,18 +1449,18 @@
           <w:rFonts w:ascii="Avenir Next" w:hAnsi="Avenir Next" w:cs="Avenir Next" w:eastAsia="Avenir Next"/>
           <w:b/>
           <w:color w:val="1A1A1A"/>
+          <w:sz w:val="22"/>
+          <w:szCs w:val="20"/>
+        </w:rPr>
+        <w:t xml:space="preserve">5.</w:t>
+      </w:r>
+      <w:r>
+        <w:rPr>
+          <w:rFonts w:ascii="Avenir Next" w:hAnsi="Avenir Next" w:cs="Avenir Next" w:eastAsia="Avenir Next"/>
+          <w:color w:val="1A1A1A"/>
           <w:sz w:val="20"/>
           <w:szCs w:val="20"/>
         </w:rPr>
-        <w:t xml:space="preserve">5.</w:t>
-      </w:r>
-      <w:r>
-        <w:rPr>
-          <w:rFonts w:ascii="Avenir Next" w:hAnsi="Avenir Next" w:cs="Avenir Next" w:eastAsia="Avenir Next"/>
-          <w:color w:val="1A1A1A"/>
-          <w:sz w:val="20"/>
-          <w:szCs w:val="20"/>
-        </w:rPr>
         <w:tab/>
       </w:r>
       <w:r>
@@ -1464,7 +1468,7 @@
           <w:rFonts w:ascii="Avenir Next" w:hAnsi="Avenir Next" w:cs="Avenir Next" w:eastAsia="Avenir Next"/>
           <w:b/>
           <w:color w:val="1A1A1A"/>
-          <w:sz w:val="20"/>
+          <w:sz w:val="22"/>
           <w:szCs w:val="20"/>
         </w:rPr>
         <w:t xml:space="preserve">Find the Error.  </w:t>
@@ -1473,7 +1477,7 @@
         <w:rPr>
           <w:rFonts w:ascii="Avenir Next" w:hAnsi="Avenir Next" w:cs="Avenir Next" w:eastAsia="Avenir Next"/>
           <w:color w:val="1A1A1A"/>
-          <w:sz w:val="20"/>
+          <w:sz w:val="22"/>
           <w:szCs w:val="20"/>
         </w:rPr>
         <w:t xml:space="preserve">Jon says the area of a triangle with base 8 m and height 5 m is 40 m². Explain his mistake and find the correct area.</w:t>
@@ -1594,6 +1598,7 @@
           </w:tcPr>
           <w:p>
             <w:pPr>
+              <w:pStyle w:val="Heading2"/>
               <w:spacing w:before="0" w:after="0" w:line="240" w:lineRule="auto"/>
             </w:pPr>
             <w:r>
@@ -1631,7 +1636,7 @@
               <w:rPr>
                 <w:rFonts w:ascii="Avenir Next" w:hAnsi="Avenir Next" w:cs="Avenir Next" w:eastAsia="Avenir Next"/>
                 <w:color w:val="1A1A1A"/>
-                <w:sz w:val="17"/>
+                <w:sz w:val="22"/>
                 <w:szCs w:val="17"/>
               </w:rPr>
               <w:t xml:space="preserve">  I can do this on my own</w:t>
@@ -1660,7 +1665,7 @@
               <w:rPr>
                 <w:rFonts w:ascii="Avenir Next" w:hAnsi="Avenir Next" w:cs="Avenir Next" w:eastAsia="Avenir Next"/>
                 <w:color w:val="1A1A1A"/>
-                <w:sz w:val="17"/>
+                <w:sz w:val="22"/>
                 <w:szCs w:val="17"/>
               </w:rPr>
               <w:t xml:space="preserve">  I need a little help</w:t>
@@ -1689,7 +1694,7 @@
               <w:rPr>
                 <w:rFonts w:ascii="Avenir Next" w:hAnsi="Avenir Next" w:cs="Avenir Next" w:eastAsia="Avenir Next"/>
                 <w:color w:val="1A1A1A"/>
-                <w:sz w:val="17"/>
+                <w:sz w:val="22"/>
                 <w:szCs w:val="17"/>
               </w:rPr>
               <w:t xml:space="preserve">  I have a question about #</w:t>
@@ -1727,7 +1732,7 @@
         <w:rPr>
           <w:rFonts w:ascii="Avenir Next" w:hAnsi="Avenir Next" w:cs="Avenir Next" w:eastAsia="Avenir Next"/>
           <w:color w:val="5A5F66"/>
-          <w:sz w:val="17"/>
+          <w:sz w:val="22"/>
           <w:szCs w:val="17"/>
         </w:rPr>
         <w:t xml:space="preserve">Find a triangle at home (a sign, a sandwich half, a roof). Estimate its base and height and its area.</w:t>
@@ -1747,10 +1752,28 @@
         <w:rPr>
           <w:rFonts w:ascii="Avenir Next" w:hAnsi="Avenir Next" w:cs="Avenir Next" w:eastAsia="Avenir Next"/>
           <w:color w:val="1A1A1A"/>
+          <w:sz w:val="22"/>
+          <w:szCs w:val="20"/>
+        </w:rPr>
+        <w:t xml:space="preserve">Name</w:t>
+      </w:r>
+      <w:r>
+        <w:rPr>
+          <w:rFonts w:ascii="Avenir Next" w:hAnsi="Avenir Next" w:cs="Avenir Next" w:eastAsia="Avenir Next"/>
+          <w:color w:val="1A1A1A"/>
           <w:sz w:val="20"/>
           <w:szCs w:val="20"/>
         </w:rPr>
-        <w:t xml:space="preserve">Name</w:t>
+        <w:tab/>
+      </w:r>
+      <w:r>
+        <w:rPr>
+          <w:rFonts w:ascii="Avenir Next" w:hAnsi="Avenir Next" w:cs="Avenir Next" w:eastAsia="Avenir Next"/>
+          <w:color w:val="1A1A1A"/>
+          <w:sz w:val="22"/>
+          <w:szCs w:val="20"/>
+        </w:rPr>
+        <w:t xml:space="preserve">   Date</w:t>
       </w:r>
       <w:r>
         <w:rPr>
@@ -1765,25 +1788,7 @@
         <w:rPr>
           <w:rFonts w:ascii="Avenir Next" w:hAnsi="Avenir Next" w:cs="Avenir Next" w:eastAsia="Avenir Next"/>
           <w:color w:val="1A1A1A"/>
-          <w:sz w:val="20"/>
-          <w:szCs w:val="20"/>
-        </w:rPr>
-        <w:t xml:space="preserve">   Date</w:t>
-      </w:r>
-      <w:r>
-        <w:rPr>
-          <w:rFonts w:ascii="Avenir Next" w:hAnsi="Avenir Next" w:cs="Avenir Next" w:eastAsia="Avenir Next"/>
-          <w:color w:val="1A1A1A"/>
-          <w:sz w:val="20"/>
-          <w:szCs w:val="20"/>
-        </w:rPr>
-        <w:tab/>
-      </w:r>
-      <w:r>
-        <w:rPr>
-          <w:rFonts w:ascii="Avenir Next" w:hAnsi="Avenir Next" w:cs="Avenir Next" w:eastAsia="Avenir Next"/>
-          <w:color w:val="1A1A1A"/>
-          <w:sz w:val="20"/>
+          <w:sz w:val="22"/>
           <w:szCs w:val="20"/>
         </w:rPr>
         <w:t xml:space="preserve">   Period</w:t>
@@ -1810,7 +1815,7 @@
           <w:caps/>
           <w:color w:val="003A70"/>
           <w:spacing w:val="12"/>
-          <w:sz w:val="19"/>
+          <w:sz w:val="22"/>
           <w:szCs w:val="19"/>
         </w:rPr>
         <w:t xml:space="preserve">Lesson 5-2  ·  Homework Packet  ·  Sheet 2 of 2</w:t>
@@ -1818,6 +1823,7 @@
     </w:p>
     <w:p>
       <w:pPr>
+        <w:pStyle w:val="Heading1"/>
         <w:keepNext/>
         <w:spacing w:before="0" w:after="0" w:line="240" w:lineRule="auto"/>
       </w:pPr>
@@ -1843,7 +1849,7 @@
         <w:rPr>
           <w:rFonts w:ascii="Avenir Next" w:hAnsi="Avenir Next" w:cs="Avenir Next" w:eastAsia="Avenir Next"/>
           <w:color w:val="5A5F66"/>
-          <w:sz w:val="17"/>
+          <w:sz w:val="22"/>
           <w:szCs w:val="17"/>
         </w:rPr>
         <w:t xml:space="preserve">Maryland Standard 6.G.A.1   ·   Learning target — I can find a missing base or height of a triangle when I know its area.</w:t>
@@ -1890,6 +1896,7 @@
           </w:tcPr>
           <w:p>
             <w:pPr>
+              <w:pStyle w:val="Heading2"/>
               <w:spacing w:before="0" w:after="0" w:line="240" w:lineRule="auto"/>
             </w:pPr>
             <w:r>
@@ -1917,82 +1924,82 @@
                 <w:rFonts w:ascii="Avenir Next" w:hAnsi="Avenir Next" w:cs="Avenir Next" w:eastAsia="Avenir Next"/>
                 <w:b/>
                 <w:color w:val="003A70"/>
+                <w:sz w:val="22"/>
+                <w:szCs w:val="18"/>
+              </w:rPr>
+              <w:t xml:space="preserve">•</w:t>
+            </w:r>
+            <w:r>
+              <w:rPr>
+                <w:rFonts w:ascii="Avenir Next" w:hAnsi="Avenir Next" w:cs="Avenir Next" w:eastAsia="Avenir Next"/>
+                <w:color w:val="1A1A1A"/>
                 <w:sz w:val="18"/>
                 <w:szCs w:val="18"/>
               </w:rPr>
-              <w:t xml:space="preserve">•</w:t>
-            </w:r>
-            <w:r>
-              <w:rPr>
-                <w:rFonts w:ascii="Avenir Next" w:hAnsi="Avenir Next" w:cs="Avenir Next" w:eastAsia="Avenir Next"/>
-                <w:color w:val="1A1A1A"/>
-                <w:sz w:val="18"/>
+              <w:tab/>
+            </w:r>
+            <w:r>
+              <w:rPr>
+                <w:rFonts w:ascii="Avenir Next" w:hAnsi="Avenir Next" w:cs="Avenir Next" w:eastAsia="Avenir Next"/>
+                <w:color w:val="1A1A1A"/>
+                <w:sz w:val="22"/>
                 <w:szCs w:val="18"/>
               </w:rPr>
-              <w:tab/>
-            </w:r>
-            <w:r>
-              <w:rPr>
-                <w:rFonts w:ascii="Avenir Next" w:hAnsi="Avenir Next" w:cs="Avenir Next" w:eastAsia="Avenir Next"/>
-                <w:color w:val="1A1A1A"/>
-                <w:sz w:val="18"/>
+              <w:t xml:space="preserve">Know the area and one measure? </w:t>
+            </w:r>
+            <w:r>
+              <w:rPr>
+                <w:rFonts w:ascii="Avenir Next" w:hAnsi="Avenir Next" w:cs="Avenir Next" w:eastAsia="Avenir Next"/>
+                <w:b/>
+                <w:color w:val="1A1A1A"/>
+                <w:sz w:val="22"/>
                 <w:szCs w:val="18"/>
               </w:rPr>
-              <w:t xml:space="preserve">Know the area and one measure? </w:t>
-            </w:r>
-            <w:r>
-              <w:rPr>
-                <w:rFonts w:ascii="Avenir Next" w:hAnsi="Avenir Next" w:cs="Avenir Next" w:eastAsia="Avenir Next"/>
-                <w:b/>
-                <w:color w:val="1A1A1A"/>
-                <w:sz w:val="18"/>
+              <w:t xml:space="preserve">Double the area</w:t>
+            </w:r>
+            <w:r>
+              <w:rPr>
+                <w:rFonts w:ascii="Avenir Next" w:hAnsi="Avenir Next" w:cs="Avenir Next" w:eastAsia="Avenir Next"/>
+                <w:color w:val="1A1A1A"/>
+                <w:sz w:val="22"/>
                 <w:szCs w:val="18"/>
               </w:rPr>
-              <w:t xml:space="preserve">Double the area</w:t>
-            </w:r>
-            <w:r>
-              <w:rPr>
-                <w:rFonts w:ascii="Avenir Next" w:hAnsi="Avenir Next" w:cs="Avenir Next" w:eastAsia="Avenir Next"/>
-                <w:color w:val="1A1A1A"/>
-                <w:sz w:val="18"/>
+              <w:t xml:space="preserve">, then divide by the measure you know: </w:t>
+            </w:r>
+            <w:r>
+              <w:rPr>
+                <w:rFonts w:ascii="Avenir Next" w:hAnsi="Avenir Next" w:cs="Avenir Next" w:eastAsia="Avenir Next"/>
+                <w:b/>
+                <w:color w:val="1A1A1A"/>
+                <w:sz w:val="22"/>
                 <w:szCs w:val="18"/>
               </w:rPr>
-              <w:t xml:space="preserve">, then divide by the measure you know: </w:t>
-            </w:r>
-            <w:r>
-              <w:rPr>
-                <w:rFonts w:ascii="Avenir Next" w:hAnsi="Avenir Next" w:cs="Avenir Next" w:eastAsia="Avenir Next"/>
-                <w:b/>
-                <w:color w:val="1A1A1A"/>
-                <w:sz w:val="18"/>
+              <w:t xml:space="preserve">h = 2A ÷ b</w:t>
+            </w:r>
+            <w:r>
+              <w:rPr>
+                <w:rFonts w:ascii="Avenir Next" w:hAnsi="Avenir Next" w:cs="Avenir Next" w:eastAsia="Avenir Next"/>
+                <w:color w:val="1A1A1A"/>
+                <w:sz w:val="22"/>
                 <w:szCs w:val="18"/>
               </w:rPr>
-              <w:t xml:space="preserve">h = 2A ÷ b</w:t>
-            </w:r>
-            <w:r>
-              <w:rPr>
-                <w:rFonts w:ascii="Avenir Next" w:hAnsi="Avenir Next" w:cs="Avenir Next" w:eastAsia="Avenir Next"/>
-                <w:color w:val="1A1A1A"/>
-                <w:sz w:val="18"/>
+              <w:t xml:space="preserve"> and </w:t>
+            </w:r>
+            <w:r>
+              <w:rPr>
+                <w:rFonts w:ascii="Avenir Next" w:hAnsi="Avenir Next" w:cs="Avenir Next" w:eastAsia="Avenir Next"/>
+                <w:b/>
+                <w:color w:val="1A1A1A"/>
+                <w:sz w:val="22"/>
                 <w:szCs w:val="18"/>
               </w:rPr>
-              <w:t xml:space="preserve"> and </w:t>
-            </w:r>
-            <w:r>
-              <w:rPr>
-                <w:rFonts w:ascii="Avenir Next" w:hAnsi="Avenir Next" w:cs="Avenir Next" w:eastAsia="Avenir Next"/>
-                <w:b/>
-                <w:color w:val="1A1A1A"/>
-                <w:sz w:val="18"/>
-                <w:szCs w:val="18"/>
-              </w:rPr>
               <w:t xml:space="preserve">b = 2A ÷ h</w:t>
             </w:r>
             <w:r>
               <w:rPr>
                 <w:rFonts w:ascii="Avenir Next" w:hAnsi="Avenir Next" w:cs="Avenir Next" w:eastAsia="Avenir Next"/>
                 <w:color w:val="1A1A1A"/>
-                <w:sz w:val="18"/>
+                <w:sz w:val="22"/>
                 <w:szCs w:val="18"/>
               </w:rPr>
               <w:t xml:space="preserve">.</w:t>
@@ -2011,25 +2018,25 @@
                 <w:rFonts w:ascii="Avenir Next" w:hAnsi="Avenir Next" w:cs="Avenir Next" w:eastAsia="Avenir Next"/>
                 <w:b/>
                 <w:color w:val="003A70"/>
+                <w:sz w:val="22"/>
+                <w:szCs w:val="18"/>
+              </w:rPr>
+              <w:t xml:space="preserve">•</w:t>
+            </w:r>
+            <w:r>
+              <w:rPr>
+                <w:rFonts w:ascii="Avenir Next" w:hAnsi="Avenir Next" w:cs="Avenir Next" w:eastAsia="Avenir Next"/>
+                <w:color w:val="1A1A1A"/>
                 <w:sz w:val="18"/>
                 <w:szCs w:val="18"/>
               </w:rPr>
-              <w:t xml:space="preserve">•</w:t>
-            </w:r>
-            <w:r>
-              <w:rPr>
-                <w:rFonts w:ascii="Avenir Next" w:hAnsi="Avenir Next" w:cs="Avenir Next" w:eastAsia="Avenir Next"/>
-                <w:color w:val="1A1A1A"/>
-                <w:sz w:val="18"/>
-                <w:szCs w:val="18"/>
-              </w:rPr>
               <w:tab/>
             </w:r>
             <w:r>
               <w:rPr>
                 <w:rFonts w:ascii="Avenir Next" w:hAnsi="Avenir Next" w:cs="Avenir Next" w:eastAsia="Avenir Next"/>
                 <w:color w:val="1A1A1A"/>
-                <w:sz w:val="18"/>
+                <w:sz w:val="22"/>
                 <w:szCs w:val="18"/>
               </w:rPr>
               <w:t xml:space="preserve">Check: ½ × b × h should equal the given area.</w:t>
@@ -2044,6 +2051,7 @@
           </w:tcPr>
           <w:p>
             <w:pPr>
+              <w:pStyle w:val="Heading2"/>
               <w:spacing w:before="0" w:after="0" w:line="240" w:lineRule="auto"/>
             </w:pPr>
             <w:r>
@@ -2066,7 +2074,7 @@
               <w:rPr>
                 <w:rFonts w:ascii="Avenir Next" w:hAnsi="Avenir Next" w:cs="Avenir Next" w:eastAsia="Avenir Next"/>
                 <w:color w:val="1A1A1A"/>
-                <w:sz w:val="17"/>
+                <w:sz w:val="22"/>
                 <w:szCs w:val="17"/>
               </w:rPr>
               <w:t xml:space="preserve">Area = 30 in², base = 12 in. Find the height.</w:t>
@@ -2085,25 +2093,25 @@
                 <w:rFonts w:ascii="Avenir Next" w:hAnsi="Avenir Next" w:cs="Avenir Next" w:eastAsia="Avenir Next"/>
                 <w:b/>
                 <w:color w:val="003A70"/>
+                <w:sz w:val="22"/>
+                <w:szCs w:val="17"/>
+              </w:rPr>
+              <w:t xml:space="preserve">Step 1</w:t>
+            </w:r>
+            <w:r>
+              <w:rPr>
+                <w:rFonts w:ascii="Avenir Next" w:hAnsi="Avenir Next" w:cs="Avenir Next" w:eastAsia="Avenir Next"/>
+                <w:color w:val="1A1A1A"/>
                 <w:sz w:val="17"/>
                 <w:szCs w:val="17"/>
               </w:rPr>
-              <w:t xml:space="preserve">Step 1</w:t>
-            </w:r>
-            <w:r>
-              <w:rPr>
-                <w:rFonts w:ascii="Avenir Next" w:hAnsi="Avenir Next" w:cs="Avenir Next" w:eastAsia="Avenir Next"/>
-                <w:color w:val="1A1A1A"/>
-                <w:sz w:val="17"/>
-                <w:szCs w:val="17"/>
-              </w:rPr>
               <w:tab/>
             </w:r>
             <w:r>
               <w:rPr>
                 <w:rFonts w:ascii="Avenir Next" w:hAnsi="Avenir Next" w:cs="Avenir Next" w:eastAsia="Avenir Next"/>
                 <w:color w:val="1A1A1A"/>
-                <w:sz w:val="17"/>
+                <w:sz w:val="22"/>
                 <w:szCs w:val="17"/>
               </w:rPr>
               <w:t xml:space="preserve">Double the area: 2 × 30 = 60</w:t>
@@ -2122,25 +2130,25 @@
                 <w:rFonts w:ascii="Avenir Next" w:hAnsi="Avenir Next" w:cs="Avenir Next" w:eastAsia="Avenir Next"/>
                 <w:b/>
                 <w:color w:val="003A70"/>
+                <w:sz w:val="22"/>
+                <w:szCs w:val="17"/>
+              </w:rPr>
+              <w:t xml:space="preserve">Step 2</w:t>
+            </w:r>
+            <w:r>
+              <w:rPr>
+                <w:rFonts w:ascii="Avenir Next" w:hAnsi="Avenir Next" w:cs="Avenir Next" w:eastAsia="Avenir Next"/>
+                <w:color w:val="1A1A1A"/>
                 <w:sz w:val="17"/>
                 <w:szCs w:val="17"/>
               </w:rPr>
-              <w:t xml:space="preserve">Step 2</w:t>
-            </w:r>
-            <w:r>
-              <w:rPr>
-                <w:rFonts w:ascii="Avenir Next" w:hAnsi="Avenir Next" w:cs="Avenir Next" w:eastAsia="Avenir Next"/>
-                <w:color w:val="1A1A1A"/>
-                <w:sz w:val="17"/>
-                <w:szCs w:val="17"/>
-              </w:rPr>
               <w:tab/>
             </w:r>
             <w:r>
               <w:rPr>
                 <w:rFonts w:ascii="Avenir Next" w:hAnsi="Avenir Next" w:cs="Avenir Next" w:eastAsia="Avenir Next"/>
                 <w:color w:val="1A1A1A"/>
-                <w:sz w:val="17"/>
+                <w:sz w:val="22"/>
                 <w:szCs w:val="17"/>
               </w:rPr>
               <w:t xml:space="preserve">Divide by the base: 60 ÷ 12 = 5</w:t>
@@ -2159,25 +2167,25 @@
                 <w:rFonts w:ascii="Avenir Next" w:hAnsi="Avenir Next" w:cs="Avenir Next" w:eastAsia="Avenir Next"/>
                 <w:b/>
                 <w:color w:val="003A70"/>
+                <w:sz w:val="22"/>
+                <w:szCs w:val="17"/>
+              </w:rPr>
+              <w:t xml:space="preserve">Step 3</w:t>
+            </w:r>
+            <w:r>
+              <w:rPr>
+                <w:rFonts w:ascii="Avenir Next" w:hAnsi="Avenir Next" w:cs="Avenir Next" w:eastAsia="Avenir Next"/>
+                <w:color w:val="1A1A1A"/>
                 <w:sz w:val="17"/>
                 <w:szCs w:val="17"/>
               </w:rPr>
-              <w:t xml:space="preserve">Step 3</w:t>
-            </w:r>
-            <w:r>
-              <w:rPr>
-                <w:rFonts w:ascii="Avenir Next" w:hAnsi="Avenir Next" w:cs="Avenir Next" w:eastAsia="Avenir Next"/>
-                <w:color w:val="1A1A1A"/>
-                <w:sz w:val="17"/>
-                <w:szCs w:val="17"/>
-              </w:rPr>
               <w:tab/>
             </w:r>
             <w:r>
               <w:rPr>
                 <w:rFonts w:ascii="Avenir Next" w:hAnsi="Avenir Next" w:cs="Avenir Next" w:eastAsia="Avenir Next"/>
                 <w:color w:val="1A1A1A"/>
-                <w:sz w:val="17"/>
+                <w:sz w:val="22"/>
                 <w:szCs w:val="17"/>
               </w:rPr>
               <w:t xml:space="preserve">Check: ½ × 12 × 5 = 30, so it checks</w:t>
@@ -2196,18 +2204,18 @@
                 <w:rFonts w:ascii="Avenir Next" w:hAnsi="Avenir Next" w:cs="Avenir Next" w:eastAsia="Avenir Next"/>
                 <w:b/>
                 <w:color w:val="1A1A1A"/>
+                <w:sz w:val="22"/>
+                <w:szCs w:val="17"/>
+              </w:rPr>
+              <w:t xml:space="preserve">Answer</w:t>
+            </w:r>
+            <w:r>
+              <w:rPr>
+                <w:rFonts w:ascii="Avenir Next" w:hAnsi="Avenir Next" w:cs="Avenir Next" w:eastAsia="Avenir Next"/>
+                <w:color w:val="1A1A1A"/>
                 <w:sz w:val="17"/>
                 <w:szCs w:val="17"/>
               </w:rPr>
-              <w:t xml:space="preserve">Answer</w:t>
-            </w:r>
-            <w:r>
-              <w:rPr>
-                <w:rFonts w:ascii="Avenir Next" w:hAnsi="Avenir Next" w:cs="Avenir Next" w:eastAsia="Avenir Next"/>
-                <w:color w:val="1A1A1A"/>
-                <w:sz w:val="17"/>
-                <w:szCs w:val="17"/>
-              </w:rPr>
               <w:tab/>
             </w:r>
             <w:r>
@@ -2215,7 +2223,7 @@
                 <w:rFonts w:ascii="Avenir Next" w:hAnsi="Avenir Next" w:cs="Avenir Next" w:eastAsia="Avenir Next"/>
                 <w:b/>
                 <w:color w:val="1A1A1A"/>
-                <w:sz w:val="17"/>
+                <w:sz w:val="22"/>
                 <w:szCs w:val="17"/>
               </w:rPr>
               <w:t xml:space="preserve">h = 5 in</w:t>
@@ -2226,6 +2234,7 @@
     </w:tbl>
     <w:p>
       <w:pPr>
+        <w:pStyle w:val="Heading2"/>
         <w:keepNext/>
         <w:pBdr>
           <w:bottom w:val="single" w:sz="8" w:space="3" w:color="003A70"/>
@@ -2241,7 +2250,7 @@
           <w:b/>
           <w:color w:val="003A70"/>
           <w:spacing w:val="14"/>
-          <w:sz w:val="19"/>
+          <w:sz w:val="22"/>
           <w:szCs w:val="19"/>
         </w:rPr>
         <w:t xml:space="preserve">PRACTICE</w:t>
@@ -2260,7 +2269,7 @@
           <w:rFonts w:ascii="Avenir Next" w:hAnsi="Avenir Next" w:cs="Avenir Next" w:eastAsia="Avenir Next"/>
           <w:i/>
           <w:color w:val="5A5F66"/>
-          <w:sz w:val="17"/>
+          <w:sz w:val="22"/>
           <w:szCs w:val="17"/>
         </w:rPr>
         <w:t xml:space="preserve">show your work · label units</w:t>
@@ -2280,25 +2289,25 @@
           <w:rFonts w:ascii="Avenir Next" w:hAnsi="Avenir Next" w:cs="Avenir Next" w:eastAsia="Avenir Next"/>
           <w:b/>
           <w:color w:val="1A1A1A"/>
+          <w:sz w:val="22"/>
+          <w:szCs w:val="20"/>
+        </w:rPr>
+        <w:t xml:space="preserve">1.</w:t>
+      </w:r>
+      <w:r>
+        <w:rPr>
+          <w:rFonts w:ascii="Avenir Next" w:hAnsi="Avenir Next" w:cs="Avenir Next" w:eastAsia="Avenir Next"/>
+          <w:color w:val="1A1A1A"/>
           <w:sz w:val="20"/>
           <w:szCs w:val="20"/>
         </w:rPr>
-        <w:t xml:space="preserve">1.</w:t>
-      </w:r>
-      <w:r>
-        <w:rPr>
-          <w:rFonts w:ascii="Avenir Next" w:hAnsi="Avenir Next" w:cs="Avenir Next" w:eastAsia="Avenir Next"/>
-          <w:color w:val="1A1A1A"/>
-          <w:sz w:val="20"/>
-          <w:szCs w:val="20"/>
-        </w:rPr>
         <w:tab/>
       </w:r>
       <w:r>
         <w:rPr>
           <w:rFonts w:ascii="Avenir Next" w:hAnsi="Avenir Next" w:cs="Avenir Next" w:eastAsia="Avenir Next"/>
           <w:color w:val="1A1A1A"/>
-          <w:sz w:val="20"/>
+          <w:sz w:val="22"/>
           <w:szCs w:val="20"/>
         </w:rPr>
         <w:t xml:space="preserve">Complete the table. Each row describes one triangle.</w:t>
@@ -2364,7 +2373,7 @@
                 <w:rFonts w:ascii="Avenir Next" w:hAnsi="Avenir Next" w:cs="Avenir Next" w:eastAsia="Avenir Next"/>
                 <w:b/>
                 <w:color w:val="1A1A1A"/>
-                <w:sz w:val="19"/>
+                <w:sz w:val="22"/>
                 <w:szCs w:val="19"/>
               </w:rPr>
               <w:t xml:space="preserve">Base</w:t>
@@ -2387,7 +2396,7 @@
                 <w:rFonts w:ascii="Avenir Next" w:hAnsi="Avenir Next" w:cs="Avenir Next" w:eastAsia="Avenir Next"/>
                 <w:b/>
                 <w:color w:val="1A1A1A"/>
-                <w:sz w:val="19"/>
+                <w:sz w:val="22"/>
                 <w:szCs w:val="19"/>
               </w:rPr>
               <w:t xml:space="preserve">Height</w:t>
@@ -2410,7 +2419,7 @@
                 <w:rFonts w:ascii="Avenir Next" w:hAnsi="Avenir Next" w:cs="Avenir Next" w:eastAsia="Avenir Next"/>
                 <w:b/>
                 <w:color w:val="1A1A1A"/>
-                <w:sz w:val="19"/>
+                <w:sz w:val="22"/>
                 <w:szCs w:val="19"/>
               </w:rPr>
               <w:t xml:space="preserve">Area</w:t>
@@ -2439,7 +2448,7 @@
                 <w:rFonts w:ascii="Avenir Next" w:hAnsi="Avenir Next" w:cs="Avenir Next" w:eastAsia="Avenir Next"/>
                 <w:b/>
                 <w:color w:val="1A1A1A"/>
-                <w:sz w:val="19"/>
+                <w:sz w:val="22"/>
                 <w:szCs w:val="19"/>
               </w:rPr>
               <w:t xml:space="preserve">Triangle A</w:t>
@@ -2460,7 +2469,7 @@
               <w:rPr>
                 <w:rFonts w:ascii="Avenir Next" w:hAnsi="Avenir Next" w:cs="Avenir Next" w:eastAsia="Avenir Next"/>
                 <w:color w:val="1A1A1A"/>
-                <w:sz w:val="19"/>
+                <w:sz w:val="22"/>
                 <w:szCs w:val="19"/>
               </w:rPr>
               <w:t xml:space="preserve">8 in</w:t>
@@ -2492,7 +2501,7 @@
               <w:rPr>
                 <w:rFonts w:ascii="Avenir Next" w:hAnsi="Avenir Next" w:cs="Avenir Next" w:eastAsia="Avenir Next"/>
                 <w:color w:val="1A1A1A"/>
-                <w:sz w:val="19"/>
+                <w:sz w:val="22"/>
                 <w:szCs w:val="19"/>
               </w:rPr>
               <w:t xml:space="preserve">28 in²</w:t>
@@ -2521,7 +2530,7 @@
                 <w:rFonts w:ascii="Avenir Next" w:hAnsi="Avenir Next" w:cs="Avenir Next" w:eastAsia="Avenir Next"/>
                 <w:b/>
                 <w:color w:val="1A1A1A"/>
-                <w:sz w:val="19"/>
+                <w:sz w:val="22"/>
                 <w:szCs w:val="19"/>
               </w:rPr>
               <w:t xml:space="preserve">Triangle B</w:t>
@@ -2553,7 +2562,7 @@
               <w:rPr>
                 <w:rFonts w:ascii="Avenir Next" w:hAnsi="Avenir Next" w:cs="Avenir Next" w:eastAsia="Avenir Next"/>
                 <w:color w:val="1A1A1A"/>
-                <w:sz w:val="19"/>
+                <w:sz w:val="22"/>
                 <w:szCs w:val="19"/>
               </w:rPr>
               <w:t xml:space="preserve">9 ft</w:t>
@@ -2574,7 +2583,7 @@
               <w:rPr>
                 <w:rFonts w:ascii="Avenir Next" w:hAnsi="Avenir Next" w:cs="Avenir Next" w:eastAsia="Avenir Next"/>
                 <w:color w:val="1A1A1A"/>
-                <w:sz w:val="19"/>
+                <w:sz w:val="22"/>
                 <w:szCs w:val="19"/>
               </w:rPr>
               <w:t xml:space="preserve">54 ft²</w:t>
@@ -2641,44 +2650,44 @@
                 <w:rFonts w:ascii="Avenir Next" w:hAnsi="Avenir Next" w:cs="Avenir Next" w:eastAsia="Avenir Next"/>
                 <w:b/>
                 <w:color w:val="1A1A1A"/>
+                <w:sz w:val="22"/>
+                <w:szCs w:val="20"/>
+              </w:rPr>
+              <w:t xml:space="preserve">2.</w:t>
+            </w:r>
+            <w:r>
+              <w:rPr>
+                <w:rFonts w:ascii="Avenir Next" w:hAnsi="Avenir Next" w:cs="Avenir Next" w:eastAsia="Avenir Next"/>
+                <w:color w:val="1A1A1A"/>
                 <w:sz w:val="20"/>
                 <w:szCs w:val="20"/>
               </w:rPr>
-              <w:t xml:space="preserve">2.</w:t>
-            </w:r>
-            <w:r>
-              <w:rPr>
-                <w:rFonts w:ascii="Avenir Next" w:hAnsi="Avenir Next" w:cs="Avenir Next" w:eastAsia="Avenir Next"/>
-                <w:color w:val="1A1A1A"/>
-                <w:sz w:val="20"/>
+              <w:tab/>
+            </w:r>
+            <w:r>
+              <w:rPr>
+                <w:rFonts w:ascii="Avenir Next" w:hAnsi="Avenir Next" w:cs="Avenir Next" w:eastAsia="Avenir Next"/>
+                <w:color w:val="1A1A1A"/>
+                <w:sz w:val="22"/>
                 <w:szCs w:val="20"/>
               </w:rPr>
-              <w:tab/>
-            </w:r>
-            <w:r>
-              <w:rPr>
-                <w:rFonts w:ascii="Avenir Next" w:hAnsi="Avenir Next" w:cs="Avenir Next" w:eastAsia="Avenir Next"/>
-                <w:color w:val="1A1A1A"/>
-                <w:sz w:val="20"/>
+              <w:t xml:space="preserve">The area of the triangle is 48 m². Find the height </w:t>
+            </w:r>
+            <w:r>
+              <w:rPr>
+                <w:rFonts w:ascii="Avenir Next" w:hAnsi="Avenir Next" w:cs="Avenir Next" w:eastAsia="Avenir Next"/>
+                <w:i/>
+                <w:color w:val="1A1A1A"/>
+                <w:sz w:val="22"/>
                 <w:szCs w:val="20"/>
               </w:rPr>
-              <w:t xml:space="preserve">The area of the triangle is 48 m². Find the height </w:t>
-            </w:r>
-            <w:r>
-              <w:rPr>
-                <w:rFonts w:ascii="Avenir Next" w:hAnsi="Avenir Next" w:cs="Avenir Next" w:eastAsia="Avenir Next"/>
-                <w:i/>
-                <w:color w:val="1A1A1A"/>
-                <w:sz w:val="20"/>
-                <w:szCs w:val="20"/>
-              </w:rPr>
               <w:t xml:space="preserve">h</w:t>
             </w:r>
             <w:r>
               <w:rPr>
                 <w:rFonts w:ascii="Avenir Next" w:hAnsi="Avenir Next" w:cs="Avenir Next" w:eastAsia="Avenir Next"/>
                 <w:color w:val="1A1A1A"/>
-                <w:sz w:val="20"/>
+                <w:sz w:val="22"/>
                 <w:szCs w:val="20"/>
               </w:rPr>
               <w:t xml:space="preserve">.</w:t>
@@ -2755,25 +2764,25 @@
                 <w:rFonts w:ascii="Avenir Next" w:hAnsi="Avenir Next" w:cs="Avenir Next" w:eastAsia="Avenir Next"/>
                 <w:b/>
                 <w:color w:val="1A1A1A"/>
+                <w:sz w:val="22"/>
+                <w:szCs w:val="18"/>
+              </w:rPr>
+              <w:t xml:space="preserve">Answer</w:t>
+            </w:r>
+            <w:r>
+              <w:rPr>
+                <w:rFonts w:ascii="Avenir Next" w:hAnsi="Avenir Next" w:cs="Avenir Next" w:eastAsia="Avenir Next"/>
+                <w:color w:val="1A1A1A"/>
                 <w:sz w:val="18"/>
                 <w:szCs w:val="18"/>
               </w:rPr>
-              <w:t xml:space="preserve">Answer</w:t>
-            </w:r>
-            <w:r>
-              <w:rPr>
-                <w:rFonts w:ascii="Avenir Next" w:hAnsi="Avenir Next" w:cs="Avenir Next" w:eastAsia="Avenir Next"/>
-                <w:color w:val="1A1A1A"/>
-                <w:sz w:val="18"/>
-                <w:szCs w:val="18"/>
-              </w:rPr>
               <w:tab/>
             </w:r>
             <w:r>
               <w:rPr>
                 <w:rFonts w:ascii="Avenir Next" w:hAnsi="Avenir Next" w:cs="Avenir Next" w:eastAsia="Avenir Next"/>
                 <w:color w:val="1A1A1A"/>
-                <w:sz w:val="18"/>
+                <w:sz w:val="22"/>
                 <w:szCs w:val="18"/>
               </w:rPr>
               <w:t xml:space="preserve">  m</w:t>
@@ -2797,7 +2806,7 @@
               <w:drawing>
                 <wp:inline distT="0" distB="0" distL="0" distR="0">
                   <wp:extent cx="1920240" cy="1165860"/>
-                  <wp:docPr id="3" name="Figure 3"/>
+                  <wp:docPr id="3" name="Figure 3" descr="Triangle. Dims: base: 16 m; height: h."/>
                   <a:graphic xmlns:a="http://schemas.openxmlformats.org/drawingml/2006/main">
                     <a:graphicData uri="http://schemas.openxmlformats.org/drawingml/2006/picture">
                       <pic:pic xmlns:pic="http://schemas.openxmlformats.org/drawingml/2006/picture">
@@ -2849,25 +2858,25 @@
           <w:rFonts w:ascii="Avenir Next" w:hAnsi="Avenir Next" w:cs="Avenir Next" w:eastAsia="Avenir Next"/>
           <w:b/>
           <w:color w:val="1A1A1A"/>
+          <w:sz w:val="22"/>
+          <w:szCs w:val="20"/>
+        </w:rPr>
+        <w:t xml:space="preserve">3.</w:t>
+      </w:r>
+      <w:r>
+        <w:rPr>
+          <w:rFonts w:ascii="Avenir Next" w:hAnsi="Avenir Next" w:cs="Avenir Next" w:eastAsia="Avenir Next"/>
+          <w:color w:val="1A1A1A"/>
           <w:sz w:val="20"/>
           <w:szCs w:val="20"/>
         </w:rPr>
-        <w:t xml:space="preserve">3.</w:t>
-      </w:r>
-      <w:r>
-        <w:rPr>
-          <w:rFonts w:ascii="Avenir Next" w:hAnsi="Avenir Next" w:cs="Avenir Next" w:eastAsia="Avenir Next"/>
-          <w:color w:val="1A1A1A"/>
-          <w:sz w:val="20"/>
-          <w:szCs w:val="20"/>
-        </w:rPr>
         <w:tab/>
       </w:r>
       <w:r>
         <w:rPr>
           <w:rFonts w:ascii="Avenir Next" w:hAnsi="Avenir Next" w:cs="Avenir Next" w:eastAsia="Avenir Next"/>
           <w:color w:val="1A1A1A"/>
-          <w:sz w:val="20"/>
+          <w:sz w:val="22"/>
           <w:szCs w:val="20"/>
         </w:rPr>
         <w:t xml:space="preserve">Find the missing measure of each triangle.</w:t>
@@ -2922,25 +2931,25 @@
                 <w:rFonts w:ascii="Avenir Next" w:hAnsi="Avenir Next" w:cs="Avenir Next" w:eastAsia="Avenir Next"/>
                 <w:b/>
                 <w:color w:val="003A70"/>
+                <w:sz w:val="22"/>
+                <w:szCs w:val="20"/>
+              </w:rPr>
+              <w:t xml:space="preserve">a.</w:t>
+            </w:r>
+            <w:r>
+              <w:rPr>
+                <w:rFonts w:ascii="Avenir Next" w:hAnsi="Avenir Next" w:cs="Avenir Next" w:eastAsia="Avenir Next"/>
+                <w:color w:val="1A1A1A"/>
                 <w:sz w:val="20"/>
                 <w:szCs w:val="20"/>
               </w:rPr>
-              <w:t xml:space="preserve">a.</w:t>
-            </w:r>
-            <w:r>
-              <w:rPr>
-                <w:rFonts w:ascii="Avenir Next" w:hAnsi="Avenir Next" w:cs="Avenir Next" w:eastAsia="Avenir Next"/>
-                <w:color w:val="1A1A1A"/>
-                <w:sz w:val="20"/>
-                <w:szCs w:val="20"/>
-              </w:rPr>
               <w:tab/>
             </w:r>
             <w:r>
               <w:rPr>
                 <w:rFonts w:ascii="Avenir Next" w:hAnsi="Avenir Next" w:cs="Avenir Next" w:eastAsia="Avenir Next"/>
                 <w:color w:val="1A1A1A"/>
-                <w:sz w:val="20"/>
+                <w:sz w:val="22"/>
                 <w:szCs w:val="20"/>
               </w:rPr>
               <w:t xml:space="preserve">A = 40 m², b = 10 m; h =</w:t>
@@ -2968,7 +2977,7 @@
               <w:rPr>
                 <w:rFonts w:ascii="Avenir Next" w:hAnsi="Avenir Next" w:cs="Avenir Next" w:eastAsia="Avenir Next"/>
                 <w:color w:val="1A1A1A"/>
-                <w:sz w:val="20"/>
+                <w:sz w:val="22"/>
                 <w:szCs w:val="20"/>
               </w:rPr>
               <w:t xml:space="preserve"> m</w:t>
@@ -2993,25 +3002,25 @@
                 <w:rFonts w:ascii="Avenir Next" w:hAnsi="Avenir Next" w:cs="Avenir Next" w:eastAsia="Avenir Next"/>
                 <w:b/>
                 <w:color w:val="003A70"/>
+                <w:sz w:val="22"/>
+                <w:szCs w:val="20"/>
+              </w:rPr>
+              <w:t xml:space="preserve">b.</w:t>
+            </w:r>
+            <w:r>
+              <w:rPr>
+                <w:rFonts w:ascii="Avenir Next" w:hAnsi="Avenir Next" w:cs="Avenir Next" w:eastAsia="Avenir Next"/>
+                <w:color w:val="1A1A1A"/>
                 <w:sz w:val="20"/>
                 <w:szCs w:val="20"/>
               </w:rPr>
-              <w:t xml:space="preserve">b.</w:t>
-            </w:r>
-            <w:r>
-              <w:rPr>
-                <w:rFonts w:ascii="Avenir Next" w:hAnsi="Avenir Next" w:cs="Avenir Next" w:eastAsia="Avenir Next"/>
-                <w:color w:val="1A1A1A"/>
-                <w:sz w:val="20"/>
-                <w:szCs w:val="20"/>
-              </w:rPr>
               <w:tab/>
             </w:r>
             <w:r>
               <w:rPr>
                 <w:rFonts w:ascii="Avenir Next" w:hAnsi="Avenir Next" w:cs="Avenir Next" w:eastAsia="Avenir Next"/>
                 <w:color w:val="1A1A1A"/>
-                <w:sz w:val="20"/>
+                <w:sz w:val="22"/>
                 <w:szCs w:val="20"/>
               </w:rPr>
               <w:t xml:space="preserve">A = 27 in², h = 6 in; b =</w:t>
@@ -3039,7 +3048,7 @@
               <w:rPr>
                 <w:rFonts w:ascii="Avenir Next" w:hAnsi="Avenir Next" w:cs="Avenir Next" w:eastAsia="Avenir Next"/>
                 <w:color w:val="1A1A1A"/>
-                <w:sz w:val="20"/>
+                <w:sz w:val="22"/>
                 <w:szCs w:val="20"/>
               </w:rPr>
               <w:t xml:space="preserve"> in</w:t>
@@ -3067,18 +3076,18 @@
           <w:rFonts w:ascii="Avenir Next" w:hAnsi="Avenir Next" w:cs="Avenir Next" w:eastAsia="Avenir Next"/>
           <w:b/>
           <w:color w:val="1A1A1A"/>
+          <w:sz w:val="22"/>
+          <w:szCs w:val="20"/>
+        </w:rPr>
+        <w:t xml:space="preserve">4.</w:t>
+      </w:r>
+      <w:r>
+        <w:rPr>
+          <w:rFonts w:ascii="Avenir Next" w:hAnsi="Avenir Next" w:cs="Avenir Next" w:eastAsia="Avenir Next"/>
+          <w:color w:val="1A1A1A"/>
           <w:sz w:val="20"/>
           <w:szCs w:val="20"/>
         </w:rPr>
-        <w:t xml:space="preserve">4.</w:t>
-      </w:r>
-      <w:r>
-        <w:rPr>
-          <w:rFonts w:ascii="Avenir Next" w:hAnsi="Avenir Next" w:cs="Avenir Next" w:eastAsia="Avenir Next"/>
-          <w:color w:val="1A1A1A"/>
-          <w:sz w:val="20"/>
-          <w:szCs w:val="20"/>
-        </w:rPr>
         <w:tab/>
       </w:r>
       <w:r>
@@ -3086,7 +3095,7 @@
           <w:rFonts w:ascii="Avenir Next" w:hAnsi="Avenir Next" w:cs="Avenir Next" w:eastAsia="Avenir Next"/>
           <w:b/>
           <w:color w:val="1A1A1A"/>
-          <w:sz w:val="20"/>
+          <w:sz w:val="22"/>
           <w:szCs w:val="20"/>
         </w:rPr>
         <w:t xml:space="preserve">Sail.  </w:t>
@@ -3095,7 +3104,7 @@
         <w:rPr>
           <w:rFonts w:ascii="Avenir Next" w:hAnsi="Avenir Next" w:cs="Avenir Next" w:eastAsia="Avenir Next"/>
           <w:color w:val="1A1A1A"/>
-          <w:sz w:val="20"/>
+          <w:sz w:val="22"/>
           <w:szCs w:val="20"/>
         </w:rPr>
         <w:t xml:space="preserve">A triangular sail has an area of 35 square feet. Its height is 10 feet. How long is its base?</w:t>
@@ -3114,25 +3123,25 @@
           <w:rFonts w:ascii="Avenir Next" w:hAnsi="Avenir Next" w:cs="Avenir Next" w:eastAsia="Avenir Next"/>
           <w:b/>
           <w:color w:val="1A1A1A"/>
+          <w:sz w:val="22"/>
+          <w:szCs w:val="18"/>
+        </w:rPr>
+        <w:t xml:space="preserve">Answer</w:t>
+      </w:r>
+      <w:r>
+        <w:rPr>
+          <w:rFonts w:ascii="Avenir Next" w:hAnsi="Avenir Next" w:cs="Avenir Next" w:eastAsia="Avenir Next"/>
+          <w:color w:val="1A1A1A"/>
           <w:sz w:val="18"/>
           <w:szCs w:val="18"/>
         </w:rPr>
-        <w:t xml:space="preserve">Answer</w:t>
-      </w:r>
-      <w:r>
-        <w:rPr>
-          <w:rFonts w:ascii="Avenir Next" w:hAnsi="Avenir Next" w:cs="Avenir Next" w:eastAsia="Avenir Next"/>
-          <w:color w:val="1A1A1A"/>
-          <w:sz w:val="18"/>
-          <w:szCs w:val="18"/>
-        </w:rPr>
         <w:tab/>
       </w:r>
       <w:r>
         <w:rPr>
           <w:rFonts w:ascii="Avenir Next" w:hAnsi="Avenir Next" w:cs="Avenir Next" w:eastAsia="Avenir Next"/>
           <w:color w:val="1A1A1A"/>
-          <w:sz w:val="18"/>
+          <w:sz w:val="22"/>
           <w:szCs w:val="18"/>
         </w:rPr>
         <w:t xml:space="preserve">  ft</w:t>
@@ -3157,18 +3166,18 @@
           <w:rFonts w:ascii="Avenir Next" w:hAnsi="Avenir Next" w:cs="Avenir Next" w:eastAsia="Avenir Next"/>
           <w:b/>
           <w:color w:val="1A1A1A"/>
+          <w:sz w:val="22"/>
+          <w:szCs w:val="20"/>
+        </w:rPr>
+        <w:t xml:space="preserve">5.</w:t>
+      </w:r>
+      <w:r>
+        <w:rPr>
+          <w:rFonts w:ascii="Avenir Next" w:hAnsi="Avenir Next" w:cs="Avenir Next" w:eastAsia="Avenir Next"/>
+          <w:color w:val="1A1A1A"/>
           <w:sz w:val="20"/>
           <w:szCs w:val="20"/>
         </w:rPr>
-        <w:t xml:space="preserve">5.</w:t>
-      </w:r>
-      <w:r>
-        <w:rPr>
-          <w:rFonts w:ascii="Avenir Next" w:hAnsi="Avenir Next" w:cs="Avenir Next" w:eastAsia="Avenir Next"/>
-          <w:color w:val="1A1A1A"/>
-          <w:sz w:val="20"/>
-          <w:szCs w:val="20"/>
-        </w:rPr>
         <w:tab/>
       </w:r>
       <w:r>
@@ -3176,7 +3185,7 @@
           <w:rFonts w:ascii="Avenir Next" w:hAnsi="Avenir Next" w:cs="Avenir Next" w:eastAsia="Avenir Next"/>
           <w:b/>
           <w:color w:val="1A1A1A"/>
-          <w:sz w:val="20"/>
+          <w:sz w:val="22"/>
           <w:szCs w:val="20"/>
         </w:rPr>
         <w:t xml:space="preserve">Compare.  </w:t>
@@ -3185,7 +3194,7 @@
         <w:rPr>
           <w:rFonts w:ascii="Avenir Next" w:hAnsi="Avenir Next" w:cs="Avenir Next" w:eastAsia="Avenir Next"/>
           <w:color w:val="1A1A1A"/>
-          <w:sz w:val="20"/>
+          <w:sz w:val="22"/>
           <w:szCs w:val="20"/>
         </w:rPr>
         <w:t xml:space="preserve">Triangle P: base 12 cm, height 5 cm. Triangle Q: base 6 cm, height 10 cm. Which has more area? Explain.</w:t>
@@ -3264,6 +3273,7 @@
     </w:p>
     <w:p>
       <w:pPr>
+        <w:pStyle w:val="Heading2"/>
         <w:keepNext/>
         <w:pBdr>
           <w:bottom w:val="single" w:sz="8" w:space="3" w:color="003A70"/>
@@ -3279,7 +3289,7 @@
           <w:b/>
           <w:color w:val="003A70"/>
           <w:spacing w:val="14"/>
-          <w:sz w:val="19"/>
+          <w:sz w:val="22"/>
           <w:szCs w:val="19"/>
         </w:rPr>
         <w:t xml:space="preserve">TEST PRACTICE</w:t>
@@ -3298,7 +3308,7 @@
           <w:rFonts w:ascii="Avenir Next" w:hAnsi="Avenir Next" w:cs="Avenir Next" w:eastAsia="Avenir Next"/>
           <w:i/>
           <w:color w:val="5A5F66"/>
-          <w:sz w:val="17"/>
+          <w:sz w:val="22"/>
           <w:szCs w:val="17"/>
         </w:rPr>
         <w:t xml:space="preserve">choose the best answer</w:t>
@@ -3318,25 +3328,25 @@
           <w:rFonts w:ascii="Avenir Next" w:hAnsi="Avenir Next" w:cs="Avenir Next" w:eastAsia="Avenir Next"/>
           <w:b/>
           <w:color w:val="1A1A1A"/>
+          <w:sz w:val="22"/>
+          <w:szCs w:val="20"/>
+        </w:rPr>
+        <w:t xml:space="preserve">6.</w:t>
+      </w:r>
+      <w:r>
+        <w:rPr>
+          <w:rFonts w:ascii="Avenir Next" w:hAnsi="Avenir Next" w:cs="Avenir Next" w:eastAsia="Avenir Next"/>
+          <w:color w:val="1A1A1A"/>
           <w:sz w:val="20"/>
           <w:szCs w:val="20"/>
         </w:rPr>
-        <w:t xml:space="preserve">6.</w:t>
-      </w:r>
-      <w:r>
-        <w:rPr>
-          <w:rFonts w:ascii="Avenir Next" w:hAnsi="Avenir Next" w:cs="Avenir Next" w:eastAsia="Avenir Next"/>
-          <w:color w:val="1A1A1A"/>
-          <w:sz w:val="20"/>
-          <w:szCs w:val="20"/>
-        </w:rPr>
         <w:tab/>
       </w:r>
       <w:r>
         <w:rPr>
           <w:rFonts w:ascii="Avenir Next" w:hAnsi="Avenir Next" w:cs="Avenir Next" w:eastAsia="Avenir Next"/>
           <w:color w:val="1A1A1A"/>
-          <w:sz w:val="20"/>
+          <w:sz w:val="22"/>
           <w:szCs w:val="20"/>
         </w:rPr>
         <w:t xml:space="preserve">A triangle has an area of 24 square units and a height of 4 units. What is the length of its base?</w:t>
@@ -3392,25 +3402,25 @@
                 <w:rFonts w:ascii="Avenir Next" w:hAnsi="Avenir Next" w:cs="Avenir Next" w:eastAsia="Avenir Next"/>
                 <w:b/>
                 <w:color w:val="003A70"/>
+                <w:sz w:val="22"/>
+                <w:szCs w:val="19"/>
+              </w:rPr>
+              <w:t xml:space="preserve">A</w:t>
+            </w:r>
+            <w:r>
+              <w:rPr>
+                <w:rFonts w:ascii="Avenir Next" w:hAnsi="Avenir Next" w:cs="Avenir Next" w:eastAsia="Avenir Next"/>
+                <w:color w:val="1A1A1A"/>
                 <w:sz w:val="19"/>
                 <w:szCs w:val="19"/>
               </w:rPr>
-              <w:t xml:space="preserve">A</w:t>
-            </w:r>
-            <w:r>
-              <w:rPr>
-                <w:rFonts w:ascii="Avenir Next" w:hAnsi="Avenir Next" w:cs="Avenir Next" w:eastAsia="Avenir Next"/>
-                <w:color w:val="1A1A1A"/>
-                <w:sz w:val="19"/>
-                <w:szCs w:val="19"/>
-              </w:rPr>
               <w:tab/>
             </w:r>
             <w:r>
               <w:rPr>
                 <w:rFonts w:ascii="Avenir Next" w:hAnsi="Avenir Next" w:cs="Avenir Next" w:eastAsia="Avenir Next"/>
                 <w:color w:val="1A1A1A"/>
-                <w:sz w:val="19"/>
+                <w:sz w:val="22"/>
                 <w:szCs w:val="19"/>
               </w:rPr>
               <w:t xml:space="preserve">3 units</w:t>
@@ -3435,25 +3445,25 @@
                 <w:rFonts w:ascii="Avenir Next" w:hAnsi="Avenir Next" w:cs="Avenir Next" w:eastAsia="Avenir Next"/>
                 <w:b/>
                 <w:color w:val="003A70"/>
+                <w:sz w:val="22"/>
+                <w:szCs w:val="19"/>
+              </w:rPr>
+              <w:t xml:space="preserve">B</w:t>
+            </w:r>
+            <w:r>
+              <w:rPr>
+                <w:rFonts w:ascii="Avenir Next" w:hAnsi="Avenir Next" w:cs="Avenir Next" w:eastAsia="Avenir Next"/>
+                <w:color w:val="1A1A1A"/>
                 <w:sz w:val="19"/>
                 <w:szCs w:val="19"/>
               </w:rPr>
-              <w:t xml:space="preserve">B</w:t>
-            </w:r>
-            <w:r>
-              <w:rPr>
-                <w:rFonts w:ascii="Avenir Next" w:hAnsi="Avenir Next" w:cs="Avenir Next" w:eastAsia="Avenir Next"/>
-                <w:color w:val="1A1A1A"/>
-                <w:sz w:val="19"/>
-                <w:szCs w:val="19"/>
-              </w:rPr>
               <w:tab/>
             </w:r>
             <w:r>
               <w:rPr>
                 <w:rFonts w:ascii="Avenir Next" w:hAnsi="Avenir Next" w:cs="Avenir Next" w:eastAsia="Avenir Next"/>
                 <w:color w:val="1A1A1A"/>
-                <w:sz w:val="19"/>
+                <w:sz w:val="22"/>
                 <w:szCs w:val="19"/>
               </w:rPr>
               <w:t xml:space="preserve">6 units</w:t>
@@ -3478,25 +3488,25 @@
                 <w:rFonts w:ascii="Avenir Next" w:hAnsi="Avenir Next" w:cs="Avenir Next" w:eastAsia="Avenir Next"/>
                 <w:b/>
                 <w:color w:val="003A70"/>
+                <w:sz w:val="22"/>
+                <w:szCs w:val="19"/>
+              </w:rPr>
+              <w:t xml:space="preserve">C</w:t>
+            </w:r>
+            <w:r>
+              <w:rPr>
+                <w:rFonts w:ascii="Avenir Next" w:hAnsi="Avenir Next" w:cs="Avenir Next" w:eastAsia="Avenir Next"/>
+                <w:color w:val="1A1A1A"/>
                 <w:sz w:val="19"/>
                 <w:szCs w:val="19"/>
               </w:rPr>
-              <w:t xml:space="preserve">C</w:t>
-            </w:r>
-            <w:r>
-              <w:rPr>
-                <w:rFonts w:ascii="Avenir Next" w:hAnsi="Avenir Next" w:cs="Avenir Next" w:eastAsia="Avenir Next"/>
-                <w:color w:val="1A1A1A"/>
-                <w:sz w:val="19"/>
-                <w:szCs w:val="19"/>
-              </w:rPr>
               <w:tab/>
             </w:r>
             <w:r>
               <w:rPr>
                 <w:rFonts w:ascii="Avenir Next" w:hAnsi="Avenir Next" w:cs="Avenir Next" w:eastAsia="Avenir Next"/>
                 <w:color w:val="1A1A1A"/>
-                <w:sz w:val="19"/>
+                <w:sz w:val="22"/>
                 <w:szCs w:val="19"/>
               </w:rPr>
               <w:t xml:space="preserve">12 units</w:t>
@@ -3521,25 +3531,25 @@
                 <w:rFonts w:ascii="Avenir Next" w:hAnsi="Avenir Next" w:cs="Avenir Next" w:eastAsia="Avenir Next"/>
                 <w:b/>
                 <w:color w:val="003A70"/>
+                <w:sz w:val="22"/>
+                <w:szCs w:val="19"/>
+              </w:rPr>
+              <w:t xml:space="preserve">D</w:t>
+            </w:r>
+            <w:r>
+              <w:rPr>
+                <w:rFonts w:ascii="Avenir Next" w:hAnsi="Avenir Next" w:cs="Avenir Next" w:eastAsia="Avenir Next"/>
+                <w:color w:val="1A1A1A"/>
                 <w:sz w:val="19"/>
                 <w:szCs w:val="19"/>
               </w:rPr>
-              <w:t xml:space="preserve">D</w:t>
-            </w:r>
-            <w:r>
-              <w:rPr>
-                <w:rFonts w:ascii="Avenir Next" w:hAnsi="Avenir Next" w:cs="Avenir Next" w:eastAsia="Avenir Next"/>
-                <w:color w:val="1A1A1A"/>
-                <w:sz w:val="19"/>
-                <w:szCs w:val="19"/>
-              </w:rPr>
               <w:tab/>
             </w:r>
             <w:r>
               <w:rPr>
                 <w:rFonts w:ascii="Avenir Next" w:hAnsi="Avenir Next" w:cs="Avenir Next" w:eastAsia="Avenir Next"/>
                 <w:color w:val="1A1A1A"/>
-                <w:sz w:val="19"/>
+                <w:sz w:val="22"/>
                 <w:szCs w:val="19"/>
               </w:rPr>
               <w:t xml:space="preserve">48 units</w:t>
@@ -3567,25 +3577,25 @@
           <w:rFonts w:ascii="Avenir Next" w:hAnsi="Avenir Next" w:cs="Avenir Next" w:eastAsia="Avenir Next"/>
           <w:b/>
           <w:color w:val="1A1A1A"/>
+          <w:sz w:val="22"/>
+          <w:szCs w:val="20"/>
+        </w:rPr>
+        <w:t xml:space="preserve">7.</w:t>
+      </w:r>
+      <w:r>
+        <w:rPr>
+          <w:rFonts w:ascii="Avenir Next" w:hAnsi="Avenir Next" w:cs="Avenir Next" w:eastAsia="Avenir Next"/>
+          <w:color w:val="1A1A1A"/>
           <w:sz w:val="20"/>
           <w:szCs w:val="20"/>
         </w:rPr>
-        <w:t xml:space="preserve">7.</w:t>
-      </w:r>
-      <w:r>
-        <w:rPr>
-          <w:rFonts w:ascii="Avenir Next" w:hAnsi="Avenir Next" w:cs="Avenir Next" w:eastAsia="Avenir Next"/>
-          <w:color w:val="1A1A1A"/>
-          <w:sz w:val="20"/>
-          <w:szCs w:val="20"/>
-        </w:rPr>
         <w:tab/>
       </w:r>
       <w:r>
         <w:rPr>
           <w:rFonts w:ascii="Avenir Next" w:hAnsi="Avenir Next" w:cs="Avenir Next" w:eastAsia="Avenir Next"/>
           <w:color w:val="1A1A1A"/>
-          <w:sz w:val="20"/>
+          <w:sz w:val="22"/>
           <w:szCs w:val="20"/>
         </w:rPr>
         <w:t xml:space="preserve">Which expression gives the area of a triangle with base 18 m and height 5 m?</w:t>
@@ -3641,25 +3651,25 @@
                 <w:rFonts w:ascii="Avenir Next" w:hAnsi="Avenir Next" w:cs="Avenir Next" w:eastAsia="Avenir Next"/>
                 <w:b/>
                 <w:color w:val="003A70"/>
+                <w:sz w:val="22"/>
+                <w:szCs w:val="19"/>
+              </w:rPr>
+              <w:t xml:space="preserve">A</w:t>
+            </w:r>
+            <w:r>
+              <w:rPr>
+                <w:rFonts w:ascii="Avenir Next" w:hAnsi="Avenir Next" w:cs="Avenir Next" w:eastAsia="Avenir Next"/>
+                <w:color w:val="1A1A1A"/>
                 <w:sz w:val="19"/>
                 <w:szCs w:val="19"/>
               </w:rPr>
-              <w:t xml:space="preserve">A</w:t>
-            </w:r>
-            <w:r>
-              <w:rPr>
-                <w:rFonts w:ascii="Avenir Next" w:hAnsi="Avenir Next" w:cs="Avenir Next" w:eastAsia="Avenir Next"/>
-                <w:color w:val="1A1A1A"/>
-                <w:sz w:val="19"/>
-                <w:szCs w:val="19"/>
-              </w:rPr>
               <w:tab/>
             </w:r>
             <w:r>
               <w:rPr>
                 <w:rFonts w:ascii="Avenir Next" w:hAnsi="Avenir Next" w:cs="Avenir Next" w:eastAsia="Avenir Next"/>
                 <w:color w:val="1A1A1A"/>
-                <w:sz w:val="19"/>
+                <w:sz w:val="22"/>
                 <w:szCs w:val="19"/>
               </w:rPr>
               <w:t xml:space="preserve">18 × 5</w:t>
@@ -3684,25 +3694,25 @@
                 <w:rFonts w:ascii="Avenir Next" w:hAnsi="Avenir Next" w:cs="Avenir Next" w:eastAsia="Avenir Next"/>
                 <w:b/>
                 <w:color w:val="003A70"/>
+                <w:sz w:val="22"/>
+                <w:szCs w:val="19"/>
+              </w:rPr>
+              <w:t xml:space="preserve">B</w:t>
+            </w:r>
+            <w:r>
+              <w:rPr>
+                <w:rFonts w:ascii="Avenir Next" w:hAnsi="Avenir Next" w:cs="Avenir Next" w:eastAsia="Avenir Next"/>
+                <w:color w:val="1A1A1A"/>
                 <w:sz w:val="19"/>
                 <w:szCs w:val="19"/>
               </w:rPr>
-              <w:t xml:space="preserve">B</w:t>
-            </w:r>
-            <w:r>
-              <w:rPr>
-                <w:rFonts w:ascii="Avenir Next" w:hAnsi="Avenir Next" w:cs="Avenir Next" w:eastAsia="Avenir Next"/>
-                <w:color w:val="1A1A1A"/>
-                <w:sz w:val="19"/>
-                <w:szCs w:val="19"/>
-              </w:rPr>
               <w:tab/>
             </w:r>
             <w:r>
               <w:rPr>
                 <w:rFonts w:ascii="Avenir Next" w:hAnsi="Avenir Next" w:cs="Avenir Next" w:eastAsia="Avenir Next"/>
                 <w:color w:val="1A1A1A"/>
-                <w:sz w:val="19"/>
+                <w:sz w:val="22"/>
                 <w:szCs w:val="19"/>
               </w:rPr>
               <w:t xml:space="preserve">½ × 18 × 5</w:t>
@@ -3727,25 +3737,25 @@
                 <w:rFonts w:ascii="Avenir Next" w:hAnsi="Avenir Next" w:cs="Avenir Next" w:eastAsia="Avenir Next"/>
                 <w:b/>
                 <w:color w:val="003A70"/>
+                <w:sz w:val="22"/>
+                <w:szCs w:val="19"/>
+              </w:rPr>
+              <w:t xml:space="preserve">C</w:t>
+            </w:r>
+            <w:r>
+              <w:rPr>
+                <w:rFonts w:ascii="Avenir Next" w:hAnsi="Avenir Next" w:cs="Avenir Next" w:eastAsia="Avenir Next"/>
+                <w:color w:val="1A1A1A"/>
                 <w:sz w:val="19"/>
                 <w:szCs w:val="19"/>
               </w:rPr>
-              <w:t xml:space="preserve">C</w:t>
-            </w:r>
-            <w:r>
-              <w:rPr>
-                <w:rFonts w:ascii="Avenir Next" w:hAnsi="Avenir Next" w:cs="Avenir Next" w:eastAsia="Avenir Next"/>
-                <w:color w:val="1A1A1A"/>
-                <w:sz w:val="19"/>
-                <w:szCs w:val="19"/>
-              </w:rPr>
               <w:tab/>
             </w:r>
             <w:r>
               <w:rPr>
                 <w:rFonts w:ascii="Avenir Next" w:hAnsi="Avenir Next" w:cs="Avenir Next" w:eastAsia="Avenir Next"/>
                 <w:color w:val="1A1A1A"/>
-                <w:sz w:val="19"/>
+                <w:sz w:val="22"/>
                 <w:szCs w:val="19"/>
               </w:rPr>
               <w:t xml:space="preserve">18 + 5</w:t>
@@ -3770,25 +3780,25 @@
                 <w:rFonts w:ascii="Avenir Next" w:hAnsi="Avenir Next" w:cs="Avenir Next" w:eastAsia="Avenir Next"/>
                 <w:b/>
                 <w:color w:val="003A70"/>
+                <w:sz w:val="22"/>
+                <w:szCs w:val="19"/>
+              </w:rPr>
+              <w:t xml:space="preserve">D</w:t>
+            </w:r>
+            <w:r>
+              <w:rPr>
+                <w:rFonts w:ascii="Avenir Next" w:hAnsi="Avenir Next" w:cs="Avenir Next" w:eastAsia="Avenir Next"/>
+                <w:color w:val="1A1A1A"/>
                 <w:sz w:val="19"/>
                 <w:szCs w:val="19"/>
               </w:rPr>
-              <w:t xml:space="preserve">D</w:t>
-            </w:r>
-            <w:r>
-              <w:rPr>
-                <w:rFonts w:ascii="Avenir Next" w:hAnsi="Avenir Next" w:cs="Avenir Next" w:eastAsia="Avenir Next"/>
-                <w:color w:val="1A1A1A"/>
-                <w:sz w:val="19"/>
-                <w:szCs w:val="19"/>
-              </w:rPr>
               <w:tab/>
             </w:r>
             <w:r>
               <w:rPr>
                 <w:rFonts w:ascii="Avenir Next" w:hAnsi="Avenir Next" w:cs="Avenir Next" w:eastAsia="Avenir Next"/>
                 <w:color w:val="1A1A1A"/>
-                <w:sz w:val="19"/>
+                <w:sz w:val="22"/>
                 <w:szCs w:val="19"/>
               </w:rPr>
               <w:t xml:space="preserve">2 × 18 × 5</w:t>
@@ -3846,6 +3856,7 @@
           </w:tcPr>
           <w:p>
             <w:pPr>
+              <w:pStyle w:val="Heading2"/>
               <w:spacing w:before="0" w:after="0" w:line="240" w:lineRule="auto"/>
             </w:pPr>
             <w:r>
@@ -3883,7 +3894,7 @@
               <w:rPr>
                 <w:rFonts w:ascii="Avenir Next" w:hAnsi="Avenir Next" w:cs="Avenir Next" w:eastAsia="Avenir Next"/>
                 <w:color w:val="1A1A1A"/>
-                <w:sz w:val="17"/>
+                <w:sz w:val="22"/>
                 <w:szCs w:val="17"/>
               </w:rPr>
               <w:t xml:space="preserve">  I can do this on my own</w:t>
@@ -3912,7 +3923,7 @@
               <w:rPr>
                 <w:rFonts w:ascii="Avenir Next" w:hAnsi="Avenir Next" w:cs="Avenir Next" w:eastAsia="Avenir Next"/>
                 <w:color w:val="1A1A1A"/>
-                <w:sz w:val="17"/>
+                <w:sz w:val="22"/>
                 <w:szCs w:val="17"/>
               </w:rPr>
               <w:t xml:space="preserve">  I need a little help</w:t>
@@ -3941,7 +3952,7 @@
               <w:rPr>
                 <w:rFonts w:ascii="Avenir Next" w:hAnsi="Avenir Next" w:cs="Avenir Next" w:eastAsia="Avenir Next"/>
                 <w:color w:val="1A1A1A"/>
-                <w:sz w:val="17"/>
+                <w:sz w:val="22"/>
                 <w:szCs w:val="17"/>
               </w:rPr>
               <w:t xml:space="preserve">  I have a question about #</w:t>
@@ -4048,7 +4059,106 @@
               <w:sz w:val="15"/>
               <w:szCs w:val="15"/>
             </w:rPr>
-            <w:t xml:space="preserve">Lesson 5-2  ·  Homework Packet</w:t>
+            <w:t xml:space="preserve">5-2 · Page </w:t>
+          </w:r>
+          <w:r>
+            <w:rPr>
+              <w:rFonts w:ascii="Avenir Next" w:hAnsi="Avenir Next" w:cs="Avenir Next" w:eastAsia="Avenir Next"/>
+              <w:color w:val="5A5F66"/>
+              <w:sz w:val="15"/>
+              <w:szCs w:val="15"/>
+            </w:rPr>
+            <w:fldChar w:fldCharType="begin"/>
+          </w:r>
+          <w:r>
+            <w:rPr>
+              <w:rFonts w:ascii="Avenir Next" w:hAnsi="Avenir Next" w:cs="Avenir Next" w:eastAsia="Avenir Next"/>
+              <w:color w:val="5A5F66"/>
+              <w:sz w:val="15"/>
+              <w:szCs w:val="15"/>
+            </w:rPr>
+            <w:instrText xml:space="preserve"> PAGE </w:instrText>
+          </w:r>
+          <w:r>
+            <w:rPr>
+              <w:rFonts w:ascii="Avenir Next" w:hAnsi="Avenir Next" w:cs="Avenir Next" w:eastAsia="Avenir Next"/>
+              <w:color w:val="5A5F66"/>
+              <w:sz w:val="15"/>
+              <w:szCs w:val="15"/>
+            </w:rPr>
+            <w:fldChar w:fldCharType="separate"/>
+          </w:r>
+          <w:r>
+            <w:rPr>
+              <w:rFonts w:ascii="Avenir Next" w:hAnsi="Avenir Next" w:cs="Avenir Next" w:eastAsia="Avenir Next"/>
+              <w:color w:val="5A5F66"/>
+              <w:sz w:val="15"/>
+              <w:szCs w:val="15"/>
+            </w:rPr>
+            <w:t xml:space="preserve">1</w:t>
+          </w:r>
+          <w:r>
+            <w:rPr>
+              <w:rFonts w:ascii="Avenir Next" w:hAnsi="Avenir Next" w:cs="Avenir Next" w:eastAsia="Avenir Next"/>
+              <w:color w:val="5A5F66"/>
+              <w:sz w:val="15"/>
+              <w:szCs w:val="15"/>
+            </w:rPr>
+            <w:fldChar w:fldCharType="end"/>
+          </w:r>
+          <w:r>
+            <w:rPr>
+              <w:rFonts w:ascii="Avenir Next" w:hAnsi="Avenir Next" w:cs="Avenir Next" w:eastAsia="Avenir Next"/>
+              <w:color w:val="5A5F66"/>
+              <w:sz w:val="15"/>
+              <w:szCs w:val="15"/>
+            </w:rPr>
+            <w:t xml:space="preserve"> of </w:t>
+          </w:r>
+          <w:r>
+            <w:rPr>
+              <w:rFonts w:ascii="Avenir Next" w:hAnsi="Avenir Next" w:cs="Avenir Next" w:eastAsia="Avenir Next"/>
+              <w:color w:val="5A5F66"/>
+              <w:sz w:val="15"/>
+              <w:szCs w:val="15"/>
+            </w:rPr>
+            <w:fldChar w:fldCharType="begin"/>
+          </w:r>
+          <w:r>
+            <w:rPr>
+              <w:rFonts w:ascii="Avenir Next" w:hAnsi="Avenir Next" w:cs="Avenir Next" w:eastAsia="Avenir Next"/>
+              <w:color w:val="5A5F66"/>
+              <w:sz w:val="15"/>
+              <w:szCs w:val="15"/>
+            </w:rPr>
+            <w:instrText xml:space="preserve"> NUMPAGES </w:instrText>
+          </w:r>
+          <w:r>
+            <w:rPr>
+              <w:rFonts w:ascii="Avenir Next" w:hAnsi="Avenir Next" w:cs="Avenir Next" w:eastAsia="Avenir Next"/>
+              <w:color w:val="5A5F66"/>
+              <w:sz w:val="15"/>
+              <w:szCs w:val="15"/>
+            </w:rPr>
+            <w:fldChar w:fldCharType="separate"/>
+          </w:r>
+          <w:r>
+            <w:rPr>
+              <w:rFonts w:ascii="Avenir Next" w:hAnsi="Avenir Next" w:cs="Avenir Next" w:eastAsia="Avenir Next"/>
+              <w:color w:val="5A5F66"/>
+              <w:sz w:val="15"/>
+              <w:szCs w:val="15"/>
+            </w:rPr>
+            <w:t xml:space="preserve">1</w:t>
+          </w:r>
+          <w:r>
+            <w:rPr>
+              <w:rFonts w:ascii="Avenir Next" w:hAnsi="Avenir Next" w:cs="Avenir Next" w:eastAsia="Avenir Next"/>
+              <w:color w:val="5A5F66"/>
+              <w:sz w:val="15"/>
+              <w:szCs w:val="15"/>
+            </w:rPr>
+            <w:fldChar w:fldCharType="end"/>
           </w:r>
         </w:p>
       </w:tc>
@@ -4091,5 +4201,23 @@
       </w:tblCellMar>
     </w:tblPr>
   </w:style>
+  <w:style w:type="paragraph" w:styleId="Heading1">
+    <w:name w:val="heading 1"/>
+    <w:basedOn w:val="Normal"/>
+    <w:pPr>
+      <w:outlineLvl w:val="0"/>
+      <w:keepNext w:val="0"/>
+      <w:keepLines w:val="0"/>
+    </w:pPr>
+  </w:style>
+  <w:style w:type="paragraph" w:styleId="Heading2">
+    <w:name w:val="heading 2"/>
+    <w:basedOn w:val="Normal"/>
+    <w:pPr>
+      <w:outlineLvl w:val="1"/>
+      <w:keepNext w:val="0"/>
+      <w:keepLines w:val="0"/>
+    </w:pPr>
+  </w:style>
 </w:styles>
 </file>